--- a/operations-requirements/downloads/11_客户分析 PRD.docx
+++ b/operations-requirements/downloads/11_客户分析 PRD.docx
@@ -433,6 +433,68 @@
       <w:pPr>
         <w:spacing w:after="0"/>
       </w:pPr>
+    </w:p>
+    <w:p>
+      <w:pPr>
+        <w:pStyle w:val="Heading2"/>
+      </w:pPr>
+      <w:r>
+        <w:t>1.1 原型界面依据</w:t>
+      </w:r>
+    </w:p>
+    <w:p>
+      <w:r>
+        <w:t>以下截图直接取自 AiwaBot产品原型-v3.2.html，用于核对页面布局、入口、字段和操作位置。</w:t>
+      </w:r>
+    </w:p>
+    <w:p>
+      <w:pPr>
+        <w:keepNext/>
+        <w:jc w:val="center"/>
+      </w:pPr>
+      <w:r>
+        <w:drawing>
+          <wp:inline xmlns:a="http://schemas.openxmlformats.org/drawingml/2006/main" xmlns:pic="http://schemas.openxmlformats.org/drawingml/2006/picture">
+            <wp:extent cx="6355080" cy="3574732"/>
+            <wp:docPr id="1" name="Picture 1"/>
+            <wp:cNvGraphicFramePr>
+              <a:graphicFrameLocks noChangeAspect="1"/>
+            </wp:cNvGraphicFramePr>
+            <a:graphic>
+              <a:graphicData uri="http://schemas.openxmlformats.org/drawingml/2006/picture">
+                <pic:pic>
+                  <pic:nvPicPr>
+                    <pic:cNvPr id="0" name="ops-11-customer-analysis.png"/>
+                    <pic:cNvPicPr/>
+                  </pic:nvPicPr>
+                  <pic:blipFill>
+                    <a:blip r:embed="rId11"/>
+                    <a:stretch>
+                      <a:fillRect/>
+                    </a:stretch>
+                  </pic:blipFill>
+                  <pic:spPr>
+                    <a:xfrm>
+                      <a:off x="0" y="0"/>
+                      <a:ext cx="6355080" cy="3574732"/>
+                    </a:xfrm>
+                    <a:prstGeom prst="rect"/>
+                  </pic:spPr>
+                </pic:pic>
+              </a:graphicData>
+            </a:graphic>
+          </wp:inline>
+        </w:drawing>
+      </w:r>
+    </w:p>
+    <w:p>
+      <w:pPr>
+        <w:pStyle w:val="Caption"/>
+        <w:jc w:val="center"/>
+      </w:pPr>
+      <w:r>
+        <w:t>图 11-1  客户分析指标与分布</w:t>
+      </w:r>
     </w:p>
     <w:p>
       <w:pPr>

--- a/operations-requirements/downloads/11_客户分析 PRD.docx
+++ b/operations-requirements/downloads/11_客户分析 PRD.docx
@@ -38,7 +38,7 @@
           <w:color w:val="2E74B5"/>
           <w:sz w:val="20"/>
         </w:rPr>
-        <w:t>OS-OPS-PRD-11  |  V2.0  |  2026-09-08</w:t>
+        <w:t>OS-OPS-PRD-11  |  V2.2  |  2026-09-09</w:t>
       </w:r>
     </w:p>
     <w:p>
@@ -366,7 +366,7 @@
                 <w:color w:val="1F2937"/>
                 <w:sz w:val="18"/>
               </w:rPr>
-              <w:t>V2.0  2026-09-08</w:t>
+              <w:t>V2.2  2026-09-09</w:t>
             </w:r>
           </w:p>
         </w:tc>
@@ -444,56 +444,7 @@
     </w:p>
     <w:p>
       <w:r>
-        <w:t>以下截图直接取自 AiwaBot产品原型-v3.2.html，用于核对页面布局、入口、字段和操作位置。</w:t>
-      </w:r>
-    </w:p>
-    <w:p>
-      <w:pPr>
-        <w:keepNext/>
-        <w:jc w:val="center"/>
-      </w:pPr>
-      <w:r>
-        <w:drawing>
-          <wp:inline xmlns:a="http://schemas.openxmlformats.org/drawingml/2006/main" xmlns:pic="http://schemas.openxmlformats.org/drawingml/2006/picture">
-            <wp:extent cx="6355080" cy="3574732"/>
-            <wp:docPr id="1" name="Picture 1"/>
-            <wp:cNvGraphicFramePr>
-              <a:graphicFrameLocks noChangeAspect="1"/>
-            </wp:cNvGraphicFramePr>
-            <a:graphic>
-              <a:graphicData uri="http://schemas.openxmlformats.org/drawingml/2006/picture">
-                <pic:pic>
-                  <pic:nvPicPr>
-                    <pic:cNvPr id="0" name="ops-11-customer-analysis.png"/>
-                    <pic:cNvPicPr/>
-                  </pic:nvPicPr>
-                  <pic:blipFill>
-                    <a:blip r:embed="rId11"/>
-                    <a:stretch>
-                      <a:fillRect/>
-                    </a:stretch>
-                  </pic:blipFill>
-                  <pic:spPr>
-                    <a:xfrm>
-                      <a:off x="0" y="0"/>
-                      <a:ext cx="6355080" cy="3574732"/>
-                    </a:xfrm>
-                    <a:prstGeom prst="rect"/>
-                  </pic:spPr>
-                </pic:pic>
-              </a:graphicData>
-            </a:graphic>
-          </wp:inline>
-        </w:drawing>
-      </w:r>
-    </w:p>
-    <w:p>
-      <w:pPr>
-        <w:pStyle w:val="Caption"/>
-        <w:jc w:val="center"/>
-      </w:pPr>
-      <w:r>
-        <w:t>图 11-1  客户分析指标与分布</w:t>
+        <w:t>本模块界面直接取自 AiwaBot产品原型-v3.2.html。真实截图及其与功能点的对应关系见第2.1节。</w:t>
       </w:r>
     </w:p>
     <w:p>
@@ -1011,6 +962,370 @@
                 <w:sz w:val="17"/>
               </w:rPr>
               <w:t>按白名单调用；不可获得交互式管理员权限</w:t>
+            </w:r>
+          </w:p>
+        </w:tc>
+      </w:tr>
+    </w:tbl>
+    <w:p>
+      <w:pPr>
+        <w:spacing w:after="0"/>
+      </w:pPr>
+    </w:p>
+    <w:p>
+      <w:pPr>
+        <w:pStyle w:val="Heading2"/>
+      </w:pPr>
+      <w:r>
+        <w:t>2.1 界面与功能对应说明</w:t>
+      </w:r>
+    </w:p>
+    <w:p>
+      <w:r>
+        <w:t>本节把原型中的真实界面与功能点逐一对应。截图用于确定页面区域、入口和交互位置；字段校验、状态变化和服务端处理以本PRD后续功能规格为准。</w:t>
+      </w:r>
+    </w:p>
+    <w:p>
+      <w:pPr>
+        <w:jc w:val="center"/>
+      </w:pPr>
+      <w:r>
+        <w:drawing>
+          <wp:inline xmlns:a="http://schemas.openxmlformats.org/drawingml/2006/main" xmlns:pic="http://schemas.openxmlformats.org/drawingml/2006/picture">
+            <wp:extent cx="6172200" cy="3471862"/>
+            <wp:docPr id="1" name="Picture 1"/>
+            <wp:cNvGraphicFramePr>
+              <a:graphicFrameLocks noChangeAspect="1"/>
+            </wp:cNvGraphicFramePr>
+            <a:graphic>
+              <a:graphicData uri="http://schemas.openxmlformats.org/drawingml/2006/picture">
+                <pic:pic>
+                  <pic:nvPicPr>
+                    <pic:cNvPr id="0" name="ops-11-customer-analysis.png"/>
+                    <pic:cNvPicPr/>
+                  </pic:nvPicPr>
+                  <pic:blipFill>
+                    <a:blip r:embed="rId11"/>
+                    <a:stretch>
+                      <a:fillRect/>
+                    </a:stretch>
+                  </pic:blipFill>
+                  <pic:spPr>
+                    <a:xfrm>
+                      <a:off x="0" y="0"/>
+                      <a:ext cx="6172200" cy="3471862"/>
+                    </a:xfrm>
+                    <a:prstGeom prst="rect"/>
+                  </pic:spPr>
+                </pic:pic>
+              </a:graphicData>
+            </a:graphic>
+          </wp:inline>
+        </w:drawing>
+      </w:r>
+    </w:p>
+    <w:p>
+      <w:pPr>
+        <w:pStyle w:val="Caption"/>
+        <w:jc w:val="center"/>
+      </w:pPr>
+      <w:r>
+        <w:t>图 2-1  客户分析指标与分布</w:t>
+      </w:r>
+    </w:p>
+    <w:tbl>
+      <w:tblPr>
+        <w:tblStyle w:val="TableGrid"/>
+        <w:tblW w:type="dxa" w:w="10224"/>
+        <w:jc w:val="center"/>
+        <w:tblLayout w:type="fixed"/>
+        <w:tblLook w:firstColumn="1" w:firstRow="1" w:lastColumn="0" w:lastRow="0" w:noHBand="0" w:noVBand="1" w:val="04A0"/>
+      </w:tblPr>
+      <w:tblGrid>
+        <w:gridCol w:w="1944"/>
+        <w:gridCol w:w="8280"/>
+      </w:tblGrid>
+      <w:tr>
+        <w:trPr>
+          <w:tblHeader/>
+        </w:trPr>
+        <w:tc>
+          <w:tcPr>
+            <w:tcW w:type="dxa" w:w="1944"/>
+            <w:shd w:fill="17365D"/>
+            <w:tcMar>
+              <w:top w:w="75" w:type="dxa"/>
+              <w:start w:w="100" w:type="dxa"/>
+              <w:bottom w:w="75" w:type="dxa"/>
+              <w:end w:w="100" w:type="dxa"/>
+            </w:tcMar>
+            <w:vAlign w:val="center"/>
+          </w:tcPr>
+          <w:p>
+            <w:r>
+              <w:rPr>
+                <w:rFonts w:ascii="Calibri" w:hAnsi="Calibri" w:eastAsia="Microsoft YaHei"/>
+                <w:b/>
+                <w:color w:val="FFFFFF"/>
+                <w:sz w:val="16"/>
+              </w:rPr>
+              <w:t>说明项</w:t>
+            </w:r>
+          </w:p>
+        </w:tc>
+        <w:tc>
+          <w:tcPr>
+            <w:tcW w:type="dxa" w:w="8280"/>
+            <w:shd w:fill="17365D"/>
+            <w:tcMar>
+              <w:top w:w="75" w:type="dxa"/>
+              <w:start w:w="100" w:type="dxa"/>
+              <w:bottom w:w="75" w:type="dxa"/>
+              <w:end w:w="100" w:type="dxa"/>
+            </w:tcMar>
+            <w:vAlign w:val="center"/>
+          </w:tcPr>
+          <w:p>
+            <w:r>
+              <w:rPr>
+                <w:rFonts w:ascii="Calibri" w:hAnsi="Calibri" w:eastAsia="Microsoft YaHei"/>
+                <w:b/>
+                <w:color w:val="FFFFFF"/>
+                <w:sz w:val="16"/>
+              </w:rPr>
+              <w:t>界面辅助说明</w:t>
+            </w:r>
+          </w:p>
+        </w:tc>
+      </w:tr>
+      <w:tr>
+        <w:trPr>
+          <w:cantSplit/>
+        </w:trPr>
+        <w:tc>
+          <w:tcPr>
+            <w:tcW w:type="dxa" w:w="1944"/>
+            <w:tcMar>
+              <w:top w:w="75" w:type="dxa"/>
+              <w:start w:w="100" w:type="dxa"/>
+              <w:bottom w:w="75" w:type="dxa"/>
+              <w:end w:w="100" w:type="dxa"/>
+            </w:tcMar>
+            <w:vAlign w:val="center"/>
+          </w:tcPr>
+          <w:p>
+            <w:pPr>
+              <w:spacing w:after="0" w:line="259" w:lineRule="auto"/>
+            </w:pPr>
+            <w:r>
+              <w:rPr>
+                <w:rFonts w:ascii="Calibri" w:hAnsi="Calibri" w:eastAsia="Microsoft YaHei"/>
+                <w:b w:val="0"/>
+                <w:color w:val="1F2937"/>
+                <w:sz w:val="16"/>
+              </w:rPr>
+              <w:t>对应功能点</w:t>
+            </w:r>
+          </w:p>
+        </w:tc>
+        <w:tc>
+          <w:tcPr>
+            <w:tcW w:type="dxa" w:w="8280"/>
+            <w:tcMar>
+              <w:top w:w="75" w:type="dxa"/>
+              <w:start w:w="100" w:type="dxa"/>
+              <w:bottom w:w="75" w:type="dxa"/>
+              <w:end w:w="100" w:type="dxa"/>
+            </w:tcMar>
+            <w:vAlign w:val="center"/>
+          </w:tcPr>
+          <w:p>
+            <w:pPr>
+              <w:spacing w:after="0" w:line="259" w:lineRule="auto"/>
+            </w:pPr>
+            <w:r>
+              <w:rPr>
+                <w:rFonts w:ascii="Calibri" w:hAnsi="Calibri" w:eastAsia="Microsoft YaHei"/>
+                <w:b w:val="0"/>
+                <w:color w:val="1F2937"/>
+                <w:sz w:val="16"/>
+              </w:rPr>
+              <w:t>OS-OPS-PRD-11-FP01 切换分析维度；OS-OPS-PRD-11-FP02 查看口径；OS-OPS-PRD-11-FP03 下钻客户；OS-OPS-PRD-11-FP04 生成客群；OS-OPS-PRD-11-FP05 导出或创建任务</w:t>
+            </w:r>
+          </w:p>
+        </w:tc>
+      </w:tr>
+      <w:tr>
+        <w:trPr>
+          <w:cantSplit/>
+        </w:trPr>
+        <w:tc>
+          <w:tcPr>
+            <w:tcW w:type="dxa" w:w="1944"/>
+            <w:tcMar>
+              <w:top w:w="75" w:type="dxa"/>
+              <w:start w:w="100" w:type="dxa"/>
+              <w:bottom w:w="75" w:type="dxa"/>
+              <w:end w:w="100" w:type="dxa"/>
+            </w:tcMar>
+            <w:vAlign w:val="center"/>
+            <w:shd w:fill="F4F7FB"/>
+          </w:tcPr>
+          <w:p>
+            <w:pPr>
+              <w:spacing w:after="0" w:line="259" w:lineRule="auto"/>
+            </w:pPr>
+            <w:r>
+              <w:rPr>
+                <w:rFonts w:ascii="Calibri" w:hAnsi="Calibri" w:eastAsia="Microsoft YaHei"/>
+                <w:b w:val="0"/>
+                <w:color w:val="1F2937"/>
+                <w:sz w:val="16"/>
+              </w:rPr>
+              <w:t>页面区域</w:t>
+            </w:r>
+          </w:p>
+        </w:tc>
+        <w:tc>
+          <w:tcPr>
+            <w:tcW w:type="dxa" w:w="8280"/>
+            <w:tcMar>
+              <w:top w:w="75" w:type="dxa"/>
+              <w:start w:w="100" w:type="dxa"/>
+              <w:bottom w:w="75" w:type="dxa"/>
+              <w:end w:w="100" w:type="dxa"/>
+            </w:tcMar>
+            <w:vAlign w:val="center"/>
+            <w:shd w:fill="F4F7FB"/>
+          </w:tcPr>
+          <w:p>
+            <w:pPr>
+              <w:spacing w:after="0" w:line="259" w:lineRule="auto"/>
+            </w:pPr>
+            <w:r>
+              <w:rPr>
+                <w:rFonts w:ascii="Calibri" w:hAnsi="Calibri" w:eastAsia="Microsoft YaHei"/>
+                <w:b w:val="0"/>
+                <w:color w:val="1F2937"/>
+                <w:sz w:val="16"/>
+              </w:rPr>
+              <w:t>顶部为周期和范围筛选，中部为指标卡与图表，内容区提供异常、趋势和下钻入口。</w:t>
+            </w:r>
+          </w:p>
+        </w:tc>
+      </w:tr>
+      <w:tr>
+        <w:trPr>
+          <w:cantSplit/>
+        </w:trPr>
+        <w:tc>
+          <w:tcPr>
+            <w:tcW w:type="dxa" w:w="1944"/>
+            <w:tcMar>
+              <w:top w:w="75" w:type="dxa"/>
+              <w:start w:w="100" w:type="dxa"/>
+              <w:bottom w:w="75" w:type="dxa"/>
+              <w:end w:w="100" w:type="dxa"/>
+            </w:tcMar>
+            <w:vAlign w:val="center"/>
+          </w:tcPr>
+          <w:p>
+            <w:pPr>
+              <w:spacing w:after="0" w:line="259" w:lineRule="auto"/>
+            </w:pPr>
+            <w:r>
+              <w:rPr>
+                <w:rFonts w:ascii="Calibri" w:hAnsi="Calibri" w:eastAsia="Microsoft YaHei"/>
+                <w:b w:val="0"/>
+                <w:color w:val="1F2937"/>
+                <w:sz w:val="16"/>
+              </w:rPr>
+              <w:t>交互要求</w:t>
+            </w:r>
+          </w:p>
+        </w:tc>
+        <w:tc>
+          <w:tcPr>
+            <w:tcW w:type="dxa" w:w="8280"/>
+            <w:tcMar>
+              <w:top w:w="75" w:type="dxa"/>
+              <w:start w:w="100" w:type="dxa"/>
+              <w:bottom w:w="75" w:type="dxa"/>
+              <w:end w:w="100" w:type="dxa"/>
+            </w:tcMar>
+            <w:vAlign w:val="center"/>
+          </w:tcPr>
+          <w:p>
+            <w:pPr>
+              <w:spacing w:after="0" w:line="259" w:lineRule="auto"/>
+            </w:pPr>
+            <w:r>
+              <w:rPr>
+                <w:rFonts w:ascii="Calibri" w:hAnsi="Calibri" w:eastAsia="Microsoft YaHei"/>
+                <w:b w:val="0"/>
+                <w:color w:val="1F2937"/>
+                <w:sz w:val="16"/>
+              </w:rPr>
+              <w:t>筛选变化后组件分别进入加载态；图表显示口径、截止时间和空态。点击卡片、图例或数据点时携带当前筛选下钻。</w:t>
+            </w:r>
+          </w:p>
+        </w:tc>
+      </w:tr>
+      <w:tr>
+        <w:trPr>
+          <w:cantSplit/>
+        </w:trPr>
+        <w:tc>
+          <w:tcPr>
+            <w:tcW w:type="dxa" w:w="1944"/>
+            <w:tcMar>
+              <w:top w:w="75" w:type="dxa"/>
+              <w:start w:w="100" w:type="dxa"/>
+              <w:bottom w:w="75" w:type="dxa"/>
+              <w:end w:w="100" w:type="dxa"/>
+            </w:tcMar>
+            <w:vAlign w:val="center"/>
+            <w:shd w:fill="F4F7FB"/>
+          </w:tcPr>
+          <w:p>
+            <w:pPr>
+              <w:spacing w:after="0" w:line="259" w:lineRule="auto"/>
+            </w:pPr>
+            <w:r>
+              <w:rPr>
+                <w:rFonts w:ascii="Calibri" w:hAnsi="Calibri" w:eastAsia="Microsoft YaHei"/>
+                <w:b w:val="0"/>
+                <w:color w:val="1F2937"/>
+                <w:sz w:val="16"/>
+              </w:rPr>
+              <w:t>状态与权限</w:t>
+            </w:r>
+          </w:p>
+        </w:tc>
+        <w:tc>
+          <w:tcPr>
+            <w:tcW w:type="dxa" w:w="8280"/>
+            <w:tcMar>
+              <w:top w:w="75" w:type="dxa"/>
+              <w:start w:w="100" w:type="dxa"/>
+              <w:bottom w:w="75" w:type="dxa"/>
+              <w:end w:w="100" w:type="dxa"/>
+            </w:tcMar>
+            <w:vAlign w:val="center"/>
+            <w:shd w:fill="F4F7FB"/>
+          </w:tcPr>
+          <w:p>
+            <w:pPr>
+              <w:spacing w:after="0" w:line="259" w:lineRule="auto"/>
+            </w:pPr>
+            <w:r>
+              <w:rPr>
+                <w:rFonts w:ascii="Calibri" w:hAnsi="Calibri" w:eastAsia="Microsoft YaHei"/>
+                <w:b w:val="0"/>
+                <w:color w:val="1F2937"/>
+                <w:sz w:val="16"/>
+              </w:rPr>
+              <w:t>所有行级和详情动作由allowedActions控制；无权限时隐藏入口，直接调用接口仍返回403并记录审计。</w:t>
             </w:r>
           </w:p>
         </w:tc>
@@ -3962,7 +4277,7 @@
         <w:pStyle w:val="Heading1"/>
       </w:pPr>
       <w:r>
-        <w:t>6 操作与处理流程</w:t>
+        <w:t>6 功能点详细设计</w:t>
       </w:r>
     </w:p>
     <w:tbl>
@@ -3974,10 +4289,9 @@
         <w:tblLook w:firstColumn="1" w:firstRow="1" w:lastColumn="0" w:lastRow="0" w:noHBand="0" w:noVBand="1" w:val="04A0"/>
       </w:tblPr>
       <w:tblGrid>
-        <w:gridCol w:w="1512"/>
-        <w:gridCol w:w="1656"/>
-        <w:gridCol w:w="4320"/>
-        <w:gridCol w:w="2736"/>
+        <w:gridCol w:w="1800"/>
+        <w:gridCol w:w="2232"/>
+        <w:gridCol w:w="6192"/>
       </w:tblGrid>
       <w:tr>
         <w:trPr>
@@ -3985,7 +4299,7 @@
         </w:trPr>
         <w:tc>
           <w:tcPr>
-            <w:tcW w:type="dxa" w:w="1512"/>
+            <w:tcW w:type="dxa" w:w="1800"/>
             <w:shd w:fill="17365D"/>
             <w:tcMar>
               <w:top w:w="75" w:type="dxa"/>
@@ -4001,15 +4315,15 @@
                 <w:rFonts w:ascii="Calibri" w:hAnsi="Calibri" w:eastAsia="Microsoft YaHei"/>
                 <w:b/>
                 <w:color w:val="FFFFFF"/>
-                <w:sz w:val="15"/>
+                <w:sz w:val="16"/>
               </w:rPr>
-              <w:t>操作ID</w:t>
+              <w:t>功能编号</w:t>
             </w:r>
           </w:p>
         </w:tc>
         <w:tc>
           <w:tcPr>
-            <w:tcW w:type="dxa" w:w="1656"/>
+            <w:tcW w:type="dxa" w:w="2232"/>
             <w:shd w:fill="17365D"/>
             <w:tcMar>
               <w:top w:w="75" w:type="dxa"/>
@@ -4025,15 +4339,15 @@
                 <w:rFonts w:ascii="Calibri" w:hAnsi="Calibri" w:eastAsia="Microsoft YaHei"/>
                 <w:b/>
                 <w:color w:val="FFFFFF"/>
-                <w:sz w:val="15"/>
+                <w:sz w:val="16"/>
               </w:rPr>
-              <w:t>操作</w:t>
+              <w:t>功能点</w:t>
             </w:r>
           </w:p>
         </w:tc>
         <w:tc>
           <w:tcPr>
-            <w:tcW w:type="dxa" w:w="4320"/>
+            <w:tcW w:type="dxa" w:w="6192"/>
             <w:shd w:fill="17365D"/>
             <w:tcMar>
               <w:top w:w="75" w:type="dxa"/>
@@ -4049,33 +4363,9 @@
                 <w:rFonts w:ascii="Calibri" w:hAnsi="Calibri" w:eastAsia="Microsoft YaHei"/>
                 <w:b/>
                 <w:color w:val="FFFFFF"/>
-                <w:sz w:val="15"/>
+                <w:sz w:val="16"/>
               </w:rPr>
-              <w:t>前置条件与系统处理</w:t>
-            </w:r>
-          </w:p>
-        </w:tc>
-        <w:tc>
-          <w:tcPr>
-            <w:tcW w:type="dxa" w:w="2736"/>
-            <w:shd w:fill="17365D"/>
-            <w:tcMar>
-              <w:top w:w="75" w:type="dxa"/>
-              <w:start w:w="100" w:type="dxa"/>
-              <w:bottom w:w="75" w:type="dxa"/>
-              <w:end w:w="100" w:type="dxa"/>
-            </w:tcMar>
-            <w:vAlign w:val="center"/>
-          </w:tcPr>
-          <w:p>
-            <w:r>
-              <w:rPr>
-                <w:rFonts w:ascii="Calibri" w:hAnsi="Calibri" w:eastAsia="Microsoft YaHei"/>
-                <w:b/>
-                <w:color w:val="FFFFFF"/>
-                <w:sz w:val="15"/>
-              </w:rPr>
-              <w:t>结果与失败处理</w:t>
+              <w:t>目标</w:t>
             </w:r>
           </w:p>
         </w:tc>
@@ -4086,7 +4376,7 @@
         </w:trPr>
         <w:tc>
           <w:tcPr>
-            <w:tcW w:type="dxa" w:w="1512"/>
+            <w:tcW w:type="dxa" w:w="1800"/>
             <w:tcMar>
               <w:top w:w="75" w:type="dxa"/>
               <w:start w:w="100" w:type="dxa"/>
@@ -4104,15 +4394,15 @@
                 <w:rFonts w:ascii="Calibri" w:hAnsi="Calibri" w:eastAsia="Microsoft YaHei"/>
                 <w:b w:val="0"/>
                 <w:color w:val="1F2937"/>
-                <w:sz w:val="15"/>
+                <w:sz w:val="16"/>
               </w:rPr>
-              <w:t>OS-OPS-PRD-11-A01</w:t>
+              <w:t>OS-OPS-PRD-11-FP01</w:t>
             </w:r>
           </w:p>
         </w:tc>
         <w:tc>
           <w:tcPr>
-            <w:tcW w:type="dxa" w:w="1656"/>
+            <w:tcW w:type="dxa" w:w="2232"/>
             <w:tcMar>
               <w:top w:w="75" w:type="dxa"/>
               <w:start w:w="100" w:type="dxa"/>
@@ -4130,7 +4420,7 @@
                 <w:rFonts w:ascii="Calibri" w:hAnsi="Calibri" w:eastAsia="Microsoft YaHei"/>
                 <w:b w:val="0"/>
                 <w:color w:val="1F2937"/>
-                <w:sz w:val="15"/>
+                <w:sz w:val="16"/>
               </w:rPr>
               <w:t>切换分析维度</w:t>
             </w:r>
@@ -4138,7 +4428,7 @@
         </w:tc>
         <w:tc>
           <w:tcPr>
-            <w:tcW w:type="dxa" w:w="4320"/>
+            <w:tcW w:type="dxa" w:w="6192"/>
             <w:tcMar>
               <w:top w:w="75" w:type="dxa"/>
               <w:start w:w="100" w:type="dxa"/>
@@ -4156,35 +4446,9 @@
                 <w:rFonts w:ascii="Calibri" w:hAnsi="Calibri" w:eastAsia="Microsoft YaHei"/>
                 <w:b w:val="0"/>
                 <w:color w:val="1F2937"/>
-                <w:sz w:val="15"/>
+                <w:sz w:val="16"/>
               </w:rPr>
               <w:t>按生命周期、价值、渠道、业务和区域重算。</w:t>
-            </w:r>
-          </w:p>
-        </w:tc>
-        <w:tc>
-          <w:tcPr>
-            <w:tcW w:type="dxa" w:w="2736"/>
-            <w:tcMar>
-              <w:top w:w="75" w:type="dxa"/>
-              <w:start w:w="100" w:type="dxa"/>
-              <w:bottom w:w="75" w:type="dxa"/>
-              <w:end w:w="100" w:type="dxa"/>
-            </w:tcMar>
-            <w:vAlign w:val="center"/>
-          </w:tcPr>
-          <w:p>
-            <w:pPr>
-              <w:spacing w:after="0" w:line="259" w:lineRule="auto"/>
-            </w:pPr>
-            <w:r>
-              <w:rPr>
-                <w:rFonts w:ascii="Calibri" w:hAnsi="Calibri" w:eastAsia="Microsoft YaHei"/>
-                <w:b w:val="0"/>
-                <w:color w:val="1F2937"/>
-                <w:sz w:val="15"/>
-              </w:rPr>
-              <w:t>成功后刷新详情、allowedActions和时间线；失败保留输入并显示错误码。</w:t>
             </w:r>
           </w:p>
         </w:tc>
@@ -4195,7 +4459,7 @@
         </w:trPr>
         <w:tc>
           <w:tcPr>
-            <w:tcW w:type="dxa" w:w="1512"/>
+            <w:tcW w:type="dxa" w:w="1800"/>
             <w:tcMar>
               <w:top w:w="75" w:type="dxa"/>
               <w:start w:w="100" w:type="dxa"/>
@@ -4214,15 +4478,15 @@
                 <w:rFonts w:ascii="Calibri" w:hAnsi="Calibri" w:eastAsia="Microsoft YaHei"/>
                 <w:b w:val="0"/>
                 <w:color w:val="1F2937"/>
-                <w:sz w:val="15"/>
+                <w:sz w:val="16"/>
               </w:rPr>
-              <w:t>OS-OPS-PRD-11-A02</w:t>
+              <w:t>OS-OPS-PRD-11-FP02</w:t>
             </w:r>
           </w:p>
         </w:tc>
         <w:tc>
           <w:tcPr>
-            <w:tcW w:type="dxa" w:w="1656"/>
+            <w:tcW w:type="dxa" w:w="2232"/>
             <w:tcMar>
               <w:top w:w="75" w:type="dxa"/>
               <w:start w:w="100" w:type="dxa"/>
@@ -4241,7 +4505,7 @@
                 <w:rFonts w:ascii="Calibri" w:hAnsi="Calibri" w:eastAsia="Microsoft YaHei"/>
                 <w:b w:val="0"/>
                 <w:color w:val="1F2937"/>
-                <w:sz w:val="15"/>
+                <w:sz w:val="16"/>
               </w:rPr>
               <w:t>查看口径</w:t>
             </w:r>
@@ -4249,7 +4513,7 @@
         </w:tc>
         <w:tc>
           <w:tcPr>
-            <w:tcW w:type="dxa" w:w="4320"/>
+            <w:tcW w:type="dxa" w:w="6192"/>
             <w:tcMar>
               <w:top w:w="75" w:type="dxa"/>
               <w:start w:w="100" w:type="dxa"/>
@@ -4268,15 +4532,103 @@
                 <w:rFonts w:ascii="Calibri" w:hAnsi="Calibri" w:eastAsia="Microsoft YaHei"/>
                 <w:b w:val="0"/>
                 <w:color w:val="1F2937"/>
-                <w:sz w:val="15"/>
+                <w:sz w:val="16"/>
               </w:rPr>
               <w:t>展示指标定义、分子分母、排除项和版本。</w:t>
             </w:r>
           </w:p>
         </w:tc>
+      </w:tr>
+      <w:tr>
+        <w:trPr>
+          <w:cantSplit/>
+        </w:trPr>
         <w:tc>
           <w:tcPr>
-            <w:tcW w:type="dxa" w:w="2736"/>
+            <w:tcW w:type="dxa" w:w="1800"/>
+            <w:tcMar>
+              <w:top w:w="75" w:type="dxa"/>
+              <w:start w:w="100" w:type="dxa"/>
+              <w:bottom w:w="75" w:type="dxa"/>
+              <w:end w:w="100" w:type="dxa"/>
+            </w:tcMar>
+            <w:vAlign w:val="center"/>
+          </w:tcPr>
+          <w:p>
+            <w:pPr>
+              <w:spacing w:after="0" w:line="259" w:lineRule="auto"/>
+            </w:pPr>
+            <w:r>
+              <w:rPr>
+                <w:rFonts w:ascii="Calibri" w:hAnsi="Calibri" w:eastAsia="Microsoft YaHei"/>
+                <w:b w:val="0"/>
+                <w:color w:val="1F2937"/>
+                <w:sz w:val="16"/>
+              </w:rPr>
+              <w:t>OS-OPS-PRD-11-FP03</w:t>
+            </w:r>
+          </w:p>
+        </w:tc>
+        <w:tc>
+          <w:tcPr>
+            <w:tcW w:type="dxa" w:w="2232"/>
+            <w:tcMar>
+              <w:top w:w="75" w:type="dxa"/>
+              <w:start w:w="100" w:type="dxa"/>
+              <w:bottom w:w="75" w:type="dxa"/>
+              <w:end w:w="100" w:type="dxa"/>
+            </w:tcMar>
+            <w:vAlign w:val="center"/>
+          </w:tcPr>
+          <w:p>
+            <w:pPr>
+              <w:spacing w:after="0" w:line="259" w:lineRule="auto"/>
+            </w:pPr>
+            <w:r>
+              <w:rPr>
+                <w:rFonts w:ascii="Calibri" w:hAnsi="Calibri" w:eastAsia="Microsoft YaHei"/>
+                <w:b w:val="0"/>
+                <w:color w:val="1F2937"/>
+                <w:sz w:val="16"/>
+              </w:rPr>
+              <w:t>下钻客户</w:t>
+            </w:r>
+          </w:p>
+        </w:tc>
+        <w:tc>
+          <w:tcPr>
+            <w:tcW w:type="dxa" w:w="6192"/>
+            <w:tcMar>
+              <w:top w:w="75" w:type="dxa"/>
+              <w:start w:w="100" w:type="dxa"/>
+              <w:bottom w:w="75" w:type="dxa"/>
+              <w:end w:w="100" w:type="dxa"/>
+            </w:tcMar>
+            <w:vAlign w:val="center"/>
+          </w:tcPr>
+          <w:p>
+            <w:pPr>
+              <w:spacing w:after="0" w:line="259" w:lineRule="auto"/>
+            </w:pPr>
+            <w:r>
+              <w:rPr>
+                <w:rFonts w:ascii="Calibri" w:hAnsi="Calibri" w:eastAsia="Microsoft YaHei"/>
+                <w:b w:val="0"/>
+                <w:color w:val="1F2937"/>
+                <w:sz w:val="16"/>
+              </w:rPr>
+              <w:t>携带规则条件跳转客户列表且数量一致。</w:t>
+            </w:r>
+          </w:p>
+        </w:tc>
+      </w:tr>
+      <w:tr>
+        <w:trPr>
+          <w:cantSplit/>
+        </w:trPr>
+        <w:tc>
+          <w:tcPr>
+            <w:tcW w:type="dxa" w:w="1800"/>
             <w:tcMar>
               <w:top w:w="75" w:type="dxa"/>
               <w:start w:w="100" w:type="dxa"/>
@@ -4295,129 +4647,15 @@
                 <w:rFonts w:ascii="Calibri" w:hAnsi="Calibri" w:eastAsia="Microsoft YaHei"/>
                 <w:b w:val="0"/>
                 <w:color w:val="1F2937"/>
-                <w:sz w:val="15"/>
+                <w:sz w:val="16"/>
               </w:rPr>
-              <w:t>成功后刷新详情、allowedActions和时间线；失败保留输入并显示错误码。</w:t>
-            </w:r>
-          </w:p>
-        </w:tc>
-      </w:tr>
-      <w:tr>
-        <w:trPr>
-          <w:cantSplit/>
-        </w:trPr>
-        <w:tc>
-          <w:tcPr>
-            <w:tcW w:type="dxa" w:w="1512"/>
-            <w:tcMar>
-              <w:top w:w="75" w:type="dxa"/>
-              <w:start w:w="100" w:type="dxa"/>
-              <w:bottom w:w="75" w:type="dxa"/>
-              <w:end w:w="100" w:type="dxa"/>
-            </w:tcMar>
-            <w:vAlign w:val="center"/>
-          </w:tcPr>
-          <w:p>
-            <w:pPr>
-              <w:spacing w:after="0" w:line="259" w:lineRule="auto"/>
-            </w:pPr>
-            <w:r>
-              <w:rPr>
-                <w:rFonts w:ascii="Calibri" w:hAnsi="Calibri" w:eastAsia="Microsoft YaHei"/>
-                <w:b w:val="0"/>
-                <w:color w:val="1F2937"/>
-                <w:sz w:val="15"/>
-              </w:rPr>
-              <w:t>OS-OPS-PRD-11-A03</w:t>
+              <w:t>OS-OPS-PRD-11-FP04</w:t>
             </w:r>
           </w:p>
         </w:tc>
         <w:tc>
           <w:tcPr>
-            <w:tcW w:type="dxa" w:w="1656"/>
-            <w:tcMar>
-              <w:top w:w="75" w:type="dxa"/>
-              <w:start w:w="100" w:type="dxa"/>
-              <w:bottom w:w="75" w:type="dxa"/>
-              <w:end w:w="100" w:type="dxa"/>
-            </w:tcMar>
-            <w:vAlign w:val="center"/>
-          </w:tcPr>
-          <w:p>
-            <w:pPr>
-              <w:spacing w:after="0" w:line="259" w:lineRule="auto"/>
-            </w:pPr>
-            <w:r>
-              <w:rPr>
-                <w:rFonts w:ascii="Calibri" w:hAnsi="Calibri" w:eastAsia="Microsoft YaHei"/>
-                <w:b w:val="0"/>
-                <w:color w:val="1F2937"/>
-                <w:sz w:val="15"/>
-              </w:rPr>
-              <w:t>下钻客户</w:t>
-            </w:r>
-          </w:p>
-        </w:tc>
-        <w:tc>
-          <w:tcPr>
-            <w:tcW w:type="dxa" w:w="4320"/>
-            <w:tcMar>
-              <w:top w:w="75" w:type="dxa"/>
-              <w:start w:w="100" w:type="dxa"/>
-              <w:bottom w:w="75" w:type="dxa"/>
-              <w:end w:w="100" w:type="dxa"/>
-            </w:tcMar>
-            <w:vAlign w:val="center"/>
-          </w:tcPr>
-          <w:p>
-            <w:pPr>
-              <w:spacing w:after="0" w:line="259" w:lineRule="auto"/>
-            </w:pPr>
-            <w:r>
-              <w:rPr>
-                <w:rFonts w:ascii="Calibri" w:hAnsi="Calibri" w:eastAsia="Microsoft YaHei"/>
-                <w:b w:val="0"/>
-                <w:color w:val="1F2937"/>
-                <w:sz w:val="15"/>
-              </w:rPr>
-              <w:t>携带规则条件跳转客户列表且数量一致。</w:t>
-            </w:r>
-          </w:p>
-        </w:tc>
-        <w:tc>
-          <w:tcPr>
-            <w:tcW w:type="dxa" w:w="2736"/>
-            <w:tcMar>
-              <w:top w:w="75" w:type="dxa"/>
-              <w:start w:w="100" w:type="dxa"/>
-              <w:bottom w:w="75" w:type="dxa"/>
-              <w:end w:w="100" w:type="dxa"/>
-            </w:tcMar>
-            <w:vAlign w:val="center"/>
-          </w:tcPr>
-          <w:p>
-            <w:pPr>
-              <w:spacing w:after="0" w:line="259" w:lineRule="auto"/>
-            </w:pPr>
-            <w:r>
-              <w:rPr>
-                <w:rFonts w:ascii="Calibri" w:hAnsi="Calibri" w:eastAsia="Microsoft YaHei"/>
-                <w:b w:val="0"/>
-                <w:color w:val="1F2937"/>
-                <w:sz w:val="15"/>
-              </w:rPr>
-              <w:t>成功后刷新详情、allowedActions和时间线；失败保留输入并显示错误码。</w:t>
-            </w:r>
-          </w:p>
-        </w:tc>
-      </w:tr>
-      <w:tr>
-        <w:trPr>
-          <w:cantSplit/>
-        </w:trPr>
-        <w:tc>
-          <w:tcPr>
-            <w:tcW w:type="dxa" w:w="1512"/>
+            <w:tcW w:type="dxa" w:w="2232"/>
             <w:tcMar>
               <w:top w:w="75" w:type="dxa"/>
               <w:start w:w="100" w:type="dxa"/>
@@ -4436,15 +4674,15 @@
                 <w:rFonts w:ascii="Calibri" w:hAnsi="Calibri" w:eastAsia="Microsoft YaHei"/>
                 <w:b w:val="0"/>
                 <w:color w:val="1F2937"/>
-                <w:sz w:val="15"/>
+                <w:sz w:val="16"/>
               </w:rPr>
-              <w:t>OS-OPS-PRD-11-A04</w:t>
+              <w:t>生成客群</w:t>
             </w:r>
           </w:p>
         </w:tc>
         <w:tc>
           <w:tcPr>
-            <w:tcW w:type="dxa" w:w="1656"/>
+            <w:tcW w:type="dxa" w:w="6192"/>
             <w:tcMar>
               <w:top w:w="75" w:type="dxa"/>
               <w:start w:w="100" w:type="dxa"/>
@@ -4463,63 +4701,9 @@
                 <w:rFonts w:ascii="Calibri" w:hAnsi="Calibri" w:eastAsia="Microsoft YaHei"/>
                 <w:b w:val="0"/>
                 <w:color w:val="1F2937"/>
-                <w:sz w:val="15"/>
-              </w:rPr>
-              <w:t>生成客群</w:t>
-            </w:r>
-          </w:p>
-        </w:tc>
-        <w:tc>
-          <w:tcPr>
-            <w:tcW w:type="dxa" w:w="4320"/>
-            <w:tcMar>
-              <w:top w:w="75" w:type="dxa"/>
-              <w:start w:w="100" w:type="dxa"/>
-              <w:bottom w:w="75" w:type="dxa"/>
-              <w:end w:w="100" w:type="dxa"/>
-            </w:tcMar>
-            <w:vAlign w:val="center"/>
-            <w:shd w:fill="F4F7FB"/>
-          </w:tcPr>
-          <w:p>
-            <w:pPr>
-              <w:spacing w:after="0" w:line="259" w:lineRule="auto"/>
-            </w:pPr>
-            <w:r>
-              <w:rPr>
-                <w:rFonts w:ascii="Calibri" w:hAnsi="Calibri" w:eastAsia="Microsoft YaHei"/>
-                <w:b w:val="0"/>
-                <w:color w:val="1F2937"/>
-                <w:sz w:val="15"/>
+                <w:sz w:val="16"/>
               </w:rPr>
               <w:t>固化规则和统计截止时间，异步生成客户清单。</w:t>
-            </w:r>
-          </w:p>
-        </w:tc>
-        <w:tc>
-          <w:tcPr>
-            <w:tcW w:type="dxa" w:w="2736"/>
-            <w:tcMar>
-              <w:top w:w="75" w:type="dxa"/>
-              <w:start w:w="100" w:type="dxa"/>
-              <w:bottom w:w="75" w:type="dxa"/>
-              <w:end w:w="100" w:type="dxa"/>
-            </w:tcMar>
-            <w:vAlign w:val="center"/>
-            <w:shd w:fill="F4F7FB"/>
-          </w:tcPr>
-          <w:p>
-            <w:pPr>
-              <w:spacing w:after="0" w:line="259" w:lineRule="auto"/>
-            </w:pPr>
-            <w:r>
-              <w:rPr>
-                <w:rFonts w:ascii="Calibri" w:hAnsi="Calibri" w:eastAsia="Microsoft YaHei"/>
-                <w:b w:val="0"/>
-                <w:color w:val="1F2937"/>
-                <w:sz w:val="15"/>
-              </w:rPr>
-              <w:t>成功后刷新详情、allowedActions和时间线；失败保留输入并显示错误码。</w:t>
             </w:r>
           </w:p>
         </w:tc>
@@ -4530,7 +4714,7 @@
         </w:trPr>
         <w:tc>
           <w:tcPr>
-            <w:tcW w:type="dxa" w:w="1512"/>
+            <w:tcW w:type="dxa" w:w="1800"/>
             <w:tcMar>
               <w:top w:w="75" w:type="dxa"/>
               <w:start w:w="100" w:type="dxa"/>
@@ -4548,15 +4732,15 @@
                 <w:rFonts w:ascii="Calibri" w:hAnsi="Calibri" w:eastAsia="Microsoft YaHei"/>
                 <w:b w:val="0"/>
                 <w:color w:val="1F2937"/>
-                <w:sz w:val="15"/>
+                <w:sz w:val="16"/>
               </w:rPr>
-              <w:t>OS-OPS-PRD-11-A05</w:t>
+              <w:t>OS-OPS-PRD-11-FP05</w:t>
             </w:r>
           </w:p>
         </w:tc>
         <w:tc>
           <w:tcPr>
-            <w:tcW w:type="dxa" w:w="1656"/>
+            <w:tcW w:type="dxa" w:w="2232"/>
             <w:tcMar>
               <w:top w:w="75" w:type="dxa"/>
               <w:start w:w="100" w:type="dxa"/>
@@ -4574,7 +4758,7 @@
                 <w:rFonts w:ascii="Calibri" w:hAnsi="Calibri" w:eastAsia="Microsoft YaHei"/>
                 <w:b w:val="0"/>
                 <w:color w:val="1F2937"/>
-                <w:sz w:val="15"/>
+                <w:sz w:val="16"/>
               </w:rPr>
               <w:t>导出或创建任务</w:t>
             </w:r>
@@ -4582,7 +4766,7 @@
         </w:tc>
         <w:tc>
           <w:tcPr>
-            <w:tcW w:type="dxa" w:w="4320"/>
+            <w:tcW w:type="dxa" w:w="6192"/>
             <w:tcMar>
               <w:top w:w="75" w:type="dxa"/>
               <w:start w:w="100" w:type="dxa"/>
@@ -4600,35 +4784,9 @@
                 <w:rFonts w:ascii="Calibri" w:hAnsi="Calibri" w:eastAsia="Microsoft YaHei"/>
                 <w:b w:val="0"/>
                 <w:color w:val="1F2937"/>
-                <w:sz w:val="15"/>
+                <w:sz w:val="16"/>
               </w:rPr>
               <w:t>执行数据范围和营销授权校验。</w:t>
-            </w:r>
-          </w:p>
-        </w:tc>
-        <w:tc>
-          <w:tcPr>
-            <w:tcW w:type="dxa" w:w="2736"/>
-            <w:tcMar>
-              <w:top w:w="75" w:type="dxa"/>
-              <w:start w:w="100" w:type="dxa"/>
-              <w:bottom w:w="75" w:type="dxa"/>
-              <w:end w:w="100" w:type="dxa"/>
-            </w:tcMar>
-            <w:vAlign w:val="center"/>
-          </w:tcPr>
-          <w:p>
-            <w:pPr>
-              <w:spacing w:after="0" w:line="259" w:lineRule="auto"/>
-            </w:pPr>
-            <w:r>
-              <w:rPr>
-                <w:rFonts w:ascii="Calibri" w:hAnsi="Calibri" w:eastAsia="Microsoft YaHei"/>
-                <w:b w:val="0"/>
-                <w:color w:val="1F2937"/>
-                <w:sz w:val="15"/>
-              </w:rPr>
-              <w:t>成功后刷新详情、allowedActions和时间线；失败保留输入并显示错误码。</w:t>
             </w:r>
           </w:p>
         </w:tc>
@@ -4644,7 +4802,1197 @@
         <w:pStyle w:val="Heading2"/>
       </w:pPr>
       <w:r>
-        <w:t>6.1 标准写操作时序</w:t>
+        <w:t>6.1 切换分析维度</w:t>
+      </w:r>
+    </w:p>
+    <w:p>
+      <w:pPr>
+        <w:spacing w:after="80"/>
+      </w:pPr>
+      <w:r>
+        <w:rPr>
+          <w:rFonts w:ascii="Calibri" w:hAnsi="Calibri" w:eastAsia="Microsoft YaHei"/>
+          <w:b/>
+          <w:color w:val="1F2937"/>
+          <w:sz w:val="19"/>
+        </w:rPr>
+        <w:t>功能编号：</w:t>
+      </w:r>
+      <w:r>
+        <w:rPr>
+          <w:rFonts w:ascii="Calibri" w:hAnsi="Calibri" w:eastAsia="Microsoft YaHei"/>
+          <w:b w:val="0"/>
+          <w:color w:val="1F2937"/>
+          <w:sz w:val="19"/>
+        </w:rPr>
+        <w:t>OS-OPS-PRD-11-FP01。功能目的为按生命周期、价值、渠道、业务和区域重算。</w:t>
+      </w:r>
+    </w:p>
+    <w:p>
+      <w:pPr>
+        <w:spacing w:after="80"/>
+      </w:pPr>
+      <w:r>
+        <w:rPr>
+          <w:rFonts w:ascii="Calibri" w:hAnsi="Calibri" w:eastAsia="Microsoft YaHei"/>
+          <w:b/>
+          <w:color w:val="1F2937"/>
+          <w:sz w:val="19"/>
+        </w:rPr>
+        <w:t>使用角色与入口：</w:t>
+      </w:r>
+      <w:r>
+        <w:rPr>
+          <w:rFonts w:ascii="Calibri" w:hAnsi="Calibri" w:eastAsia="Microsoft YaHei"/>
+          <w:b w:val="0"/>
+          <w:color w:val="1F2937"/>
+          <w:sz w:val="19"/>
+        </w:rPr>
+        <w:t>当前对象负责人、被分派执行人或获授权管理员；从列表行操作、详情页主操作区或待办入口进入。入口显示前先校验菜单权限、动作权限和数据范围。</w:t>
+      </w:r>
+    </w:p>
+    <w:p>
+      <w:pPr>
+        <w:spacing w:after="80"/>
+      </w:pPr>
+      <w:r>
+        <w:rPr>
+          <w:rFonts w:ascii="Calibri" w:hAnsi="Calibri" w:eastAsia="Microsoft YaHei"/>
+          <w:b/>
+          <w:color w:val="1F2937"/>
+          <w:sz w:val="19"/>
+        </w:rPr>
+        <w:t>前置条件：</w:t>
+      </w:r>
+      <w:r>
+        <w:rPr>
+          <w:rFonts w:ascii="Calibri" w:hAnsi="Calibri" w:eastAsia="Microsoft YaHei"/>
+          <w:b w:val="0"/>
+          <w:color w:val="1F2937"/>
+          <w:sz w:val="19"/>
+        </w:rPr>
+        <w:t>用户登录有效；目标对象存在且属于用户dataScope；当前状态包含该动作；页面持有最新version和allowedActions。涉及金额、库存、附件或第三方结果时必须回源确认。</w:t>
+      </w:r>
+    </w:p>
+    <w:p>
+      <w:pPr>
+        <w:spacing w:after="80"/>
+      </w:pPr>
+      <w:r>
+        <w:rPr>
+          <w:rFonts w:ascii="Calibri" w:hAnsi="Calibri" w:eastAsia="Microsoft YaHei"/>
+          <w:b/>
+          <w:color w:val="1F2937"/>
+          <w:sz w:val="19"/>
+        </w:rPr>
+        <w:t>界面操作：</w:t>
+      </w:r>
+      <w:r>
+        <w:rPr>
+          <w:rFonts w:ascii="Calibri" w:hAnsi="Calibri" w:eastAsia="Microsoft YaHei"/>
+          <w:b w:val="0"/>
+          <w:color w:val="1F2937"/>
+          <w:sz w:val="19"/>
+        </w:rPr>
+        <w:t>在详情页执行切换分析维度，填写或核对统计截止时间、负责人、客户数、客户占比、更新时间；界面随步骤显示当前节点、下一步和可撤回条件。</w:t>
+      </w:r>
+    </w:p>
+    <w:p>
+      <w:pPr>
+        <w:spacing w:after="80"/>
+      </w:pPr>
+      <w:r>
+        <w:rPr>
+          <w:rFonts w:ascii="Calibri" w:hAnsi="Calibri" w:eastAsia="Microsoft YaHei"/>
+          <w:b/>
+          <w:color w:val="1F2937"/>
+          <w:sz w:val="19"/>
+        </w:rPr>
+        <w:t>系统处理：</w:t>
+      </w:r>
+      <w:r>
+        <w:rPr>
+          <w:rFonts w:ascii="Calibri" w:hAnsi="Calibri" w:eastAsia="Microsoft YaHei"/>
+          <w:b w:val="0"/>
+          <w:color w:val="1F2937"/>
+          <w:sz w:val="19"/>
+        </w:rPr>
+        <w:t>服务端调用POST /ops/v1/customer-analytics/{id}/actions/{action}，校验权限、当前状态、expectedVersion和业务不变量，在事务中写入状态及时间线。按生命周期、价值、渠道、业务和区域重算。</w:t>
+      </w:r>
+    </w:p>
+    <w:p>
+      <w:pPr>
+        <w:spacing w:after="80"/>
+      </w:pPr>
+      <w:r>
+        <w:rPr>
+          <w:rFonts w:ascii="Calibri" w:hAnsi="Calibri" w:eastAsia="Microsoft YaHei"/>
+          <w:b/>
+          <w:color w:val="1F2937"/>
+          <w:sz w:val="19"/>
+        </w:rPr>
+        <w:t>业务规则：</w:t>
+      </w:r>
+      <w:r>
+        <w:rPr>
+          <w:rFonts w:ascii="Calibri" w:hAnsi="Calibri" w:eastAsia="Microsoft YaHei"/>
+          <w:b w:val="0"/>
+          <w:color w:val="1F2937"/>
+          <w:sz w:val="19"/>
+        </w:rPr>
+        <w:t>同一客户在同一指标周期去重；当前在租、活跃、续租率和流失风险口径独立版本化。所有校验必须由服务端再次执行，前端校验只用于即时反馈。</w:t>
+      </w:r>
+    </w:p>
+    <w:p>
+      <w:pPr>
+        <w:spacing w:after="80"/>
+      </w:pPr>
+      <w:r>
+        <w:rPr>
+          <w:rFonts w:ascii="Calibri" w:hAnsi="Calibri" w:eastAsia="Microsoft YaHei"/>
+          <w:b/>
+          <w:color w:val="1F2937"/>
+          <w:sz w:val="19"/>
+        </w:rPr>
+        <w:t>成功结果：</w:t>
+      </w:r>
+      <w:r>
+        <w:rPr>
+          <w:rFonts w:ascii="Calibri" w:hAnsi="Calibri" w:eastAsia="Microsoft YaHei"/>
+          <w:b w:val="0"/>
+          <w:color w:val="1F2937"/>
+          <w:sz w:val="19"/>
+        </w:rPr>
+        <w:t>页面提示“切换分析维度成功”，刷新对象状态、version、allowedActions、关联对象和时间线；如产生异步任务，同时显示任务编号和进度入口。</w:t>
+      </w:r>
+    </w:p>
+    <w:p>
+      <w:pPr>
+        <w:spacing w:after="80"/>
+      </w:pPr>
+      <w:r>
+        <w:rPr>
+          <w:rFonts w:ascii="Calibri" w:hAnsi="Calibri" w:eastAsia="Microsoft YaHei"/>
+          <w:b/>
+          <w:color w:val="1F2937"/>
+          <w:sz w:val="19"/>
+        </w:rPr>
+        <w:t>异常与恢复：</w:t>
+      </w:r>
+      <w:r>
+        <w:rPr>
+          <w:rFonts w:ascii="Calibri" w:hAnsi="Calibri" w:eastAsia="Microsoft YaHei"/>
+          <w:b w:val="0"/>
+          <w:color w:val="1F2937"/>
+          <w:sz w:val="19"/>
+        </w:rPr>
+        <w:t>400定位到具体字段并保留输入；403隐藏敏感内容并记录拒绝审计；409展示最新状态并要求刷新；超时先按clientRequestId查询执行结果；部分成功展示逐项明细和补偿入口。</w:t>
+      </w:r>
+    </w:p>
+    <w:p>
+      <w:pPr>
+        <w:spacing w:after="80"/>
+      </w:pPr>
+      <w:r>
+        <w:rPr>
+          <w:rFonts w:ascii="Calibri" w:hAnsi="Calibri" w:eastAsia="Microsoft YaHei"/>
+          <w:b/>
+          <w:color w:val="1F2937"/>
+          <w:sz w:val="19"/>
+        </w:rPr>
+        <w:t>跨端影响：</w:t>
+      </w:r>
+      <w:r>
+        <w:rPr>
+          <w:rFonts w:ascii="Calibri" w:hAnsi="Calibri" w:eastAsia="Microsoft YaHei"/>
+          <w:b w:val="0"/>
+          <w:color w:val="1F2937"/>
+          <w:sz w:val="19"/>
+        </w:rPr>
+        <w:t>小程序行为事件只传业务必要字段。跨端消息只携带业务编号，接收端打开后重新鉴权并查询最新状态。</w:t>
+      </w:r>
+    </w:p>
+    <w:p>
+      <w:pPr>
+        <w:spacing w:after="80"/>
+      </w:pPr>
+      <w:r>
+        <w:rPr>
+          <w:rFonts w:ascii="Calibri" w:hAnsi="Calibri" w:eastAsia="Microsoft YaHei"/>
+          <w:b/>
+          <w:color w:val="1F2937"/>
+          <w:sz w:val="19"/>
+        </w:rPr>
+        <w:t>验收条件：</w:t>
+      </w:r>
+      <w:r>
+        <w:rPr>
+          <w:rFonts w:ascii="Calibri" w:hAnsi="Calibri" w:eastAsia="Microsoft YaHei"/>
+          <w:b w:val="0"/>
+          <w:color w:val="1F2937"/>
+          <w:sz w:val="19"/>
+        </w:rPr>
+        <w:t>在允许状态下完成切换分析维度时仅产生一次预期数据变化和一次审计记录；越权、错误状态、重复提交及版本冲突均不得产生重复对象或越级状态。</w:t>
+      </w:r>
+    </w:p>
+    <w:p>
+      <w:pPr>
+        <w:pStyle w:val="Heading2"/>
+      </w:pPr>
+      <w:r>
+        <w:t>6.2 查看口径</w:t>
+      </w:r>
+    </w:p>
+    <w:p>
+      <w:pPr>
+        <w:spacing w:after="80"/>
+      </w:pPr>
+      <w:r>
+        <w:rPr>
+          <w:rFonts w:ascii="Calibri" w:hAnsi="Calibri" w:eastAsia="Microsoft YaHei"/>
+          <w:b/>
+          <w:color w:val="1F2937"/>
+          <w:sz w:val="19"/>
+        </w:rPr>
+        <w:t>功能编号：</w:t>
+      </w:r>
+      <w:r>
+        <w:rPr>
+          <w:rFonts w:ascii="Calibri" w:hAnsi="Calibri" w:eastAsia="Microsoft YaHei"/>
+          <w:b w:val="0"/>
+          <w:color w:val="1F2937"/>
+          <w:sz w:val="19"/>
+        </w:rPr>
+        <w:t>OS-OPS-PRD-11-FP02。功能目的为展示指标定义、分子分母、排除项和版本。</w:t>
+      </w:r>
+    </w:p>
+    <w:p>
+      <w:pPr>
+        <w:spacing w:after="80"/>
+      </w:pPr>
+      <w:r>
+        <w:rPr>
+          <w:rFonts w:ascii="Calibri" w:hAnsi="Calibri" w:eastAsia="Microsoft YaHei"/>
+          <w:b/>
+          <w:color w:val="1F2937"/>
+          <w:sz w:val="19"/>
+        </w:rPr>
+        <w:t>使用角色与入口：</w:t>
+      </w:r>
+      <w:r>
+        <w:rPr>
+          <w:rFonts w:ascii="Calibri" w:hAnsi="Calibri" w:eastAsia="Microsoft YaHei"/>
+          <w:b w:val="0"/>
+          <w:color w:val="1F2937"/>
+          <w:sz w:val="19"/>
+        </w:rPr>
+        <w:t>拥有对应dataScope的查询用户；从指标卡、图表、列表行标题或详情入口进入。入口显示前先校验菜单权限、动作权限和数据范围。</w:t>
+      </w:r>
+    </w:p>
+    <w:p>
+      <w:pPr>
+        <w:spacing w:after="80"/>
+      </w:pPr>
+      <w:r>
+        <w:rPr>
+          <w:rFonts w:ascii="Calibri" w:hAnsi="Calibri" w:eastAsia="Microsoft YaHei"/>
+          <w:b/>
+          <w:color w:val="1F2937"/>
+          <w:sz w:val="19"/>
+        </w:rPr>
+        <w:t>前置条件：</w:t>
+      </w:r>
+      <w:r>
+        <w:rPr>
+          <w:rFonts w:ascii="Calibri" w:hAnsi="Calibri" w:eastAsia="Microsoft YaHei"/>
+          <w:b w:val="0"/>
+          <w:color w:val="1F2937"/>
+          <w:sz w:val="19"/>
+        </w:rPr>
+        <w:t>用户登录有效，拥有菜单和对象查看权限，查询条件属于dataScope；打开详情时对象存在。敏感字段、金额和状态必须回源。</w:t>
+      </w:r>
+    </w:p>
+    <w:p>
+      <w:pPr>
+        <w:spacing w:after="80"/>
+      </w:pPr>
+      <w:r>
+        <w:rPr>
+          <w:rFonts w:ascii="Calibri" w:hAnsi="Calibri" w:eastAsia="Microsoft YaHei"/>
+          <w:b/>
+          <w:color w:val="1F2937"/>
+          <w:sz w:val="19"/>
+        </w:rPr>
+        <w:t>界面操作：</w:t>
+      </w:r>
+      <w:r>
+        <w:rPr>
+          <w:rFonts w:ascii="Calibri" w:hAnsi="Calibri" w:eastAsia="Microsoft YaHei"/>
+          <w:b w:val="0"/>
+          <w:color w:val="1F2937"/>
+          <w:sz w:val="19"/>
+        </w:rPr>
+        <w:t>从卡片、列表或关联编号进入，加载统计截止时间、负责人、客户数、客户占比、更新时间及时间线；切换页签或筛选不改变主对象，返回时保留来源页条件。</w:t>
+      </w:r>
+    </w:p>
+    <w:p>
+      <w:pPr>
+        <w:spacing w:after="80"/>
+      </w:pPr>
+      <w:r>
+        <w:rPr>
+          <w:rFonts w:ascii="Calibri" w:hAnsi="Calibri" w:eastAsia="Microsoft YaHei"/>
+          <w:b/>
+          <w:color w:val="1F2937"/>
+          <w:sz w:val="19"/>
+        </w:rPr>
+        <w:t>系统处理：</w:t>
+      </w:r>
+      <w:r>
+        <w:rPr>
+          <w:rFonts w:ascii="Calibri" w:hAnsi="Calibri" w:eastAsia="Microsoft YaHei"/>
+          <w:b w:val="0"/>
+          <w:color w:val="1F2937"/>
+          <w:sz w:val="19"/>
+        </w:rPr>
+        <w:t>服务端校验身份、dataScope和字段脱敏后查询 /ops/v1/customer-analytics；返回version、关联对象、时间线和allowedActions。展示指标定义、分子分母、排除项和版本。</w:t>
+      </w:r>
+    </w:p>
+    <w:p>
+      <w:pPr>
+        <w:spacing w:after="80"/>
+      </w:pPr>
+      <w:r>
+        <w:rPr>
+          <w:rFonts w:ascii="Calibri" w:hAnsi="Calibri" w:eastAsia="Microsoft YaHei"/>
+          <w:b/>
+          <w:color w:val="1F2937"/>
+          <w:sz w:val="19"/>
+        </w:rPr>
+        <w:t>业务规则：</w:t>
+      </w:r>
+      <w:r>
+        <w:rPr>
+          <w:rFonts w:ascii="Calibri" w:hAnsi="Calibri" w:eastAsia="Microsoft YaHei"/>
+          <w:b w:val="0"/>
+          <w:color w:val="1F2937"/>
+          <w:sz w:val="19"/>
+        </w:rPr>
+        <w:t>当前在租、活跃、续租率和流失风险口径独立版本化。所有校验必须由服务端再次执行，前端校验只用于即时反馈。</w:t>
+      </w:r>
+    </w:p>
+    <w:p>
+      <w:pPr>
+        <w:spacing w:after="80"/>
+      </w:pPr>
+      <w:r>
+        <w:rPr>
+          <w:rFonts w:ascii="Calibri" w:hAnsi="Calibri" w:eastAsia="Microsoft YaHei"/>
+          <w:b/>
+          <w:color w:val="1F2937"/>
+          <w:sz w:val="19"/>
+        </w:rPr>
+        <w:t>成功结果：</w:t>
+      </w:r>
+      <w:r>
+        <w:rPr>
+          <w:rFonts w:ascii="Calibri" w:hAnsi="Calibri" w:eastAsia="Microsoft YaHei"/>
+          <w:b w:val="0"/>
+          <w:color w:val="1F2937"/>
+          <w:sz w:val="19"/>
+        </w:rPr>
+        <w:t>界面完成查看口径并显示最新数据、截止时间、关联对象和允许操作；查询本身不改变业务状态。涉及敏感原文查看时单独记录访问审计。</w:t>
+      </w:r>
+    </w:p>
+    <w:p>
+      <w:pPr>
+        <w:spacing w:after="80"/>
+      </w:pPr>
+      <w:r>
+        <w:rPr>
+          <w:rFonts w:ascii="Calibri" w:hAnsi="Calibri" w:eastAsia="Microsoft YaHei"/>
+          <w:b/>
+          <w:color w:val="1F2937"/>
+          <w:sz w:val="19"/>
+        </w:rPr>
+        <w:t>异常与恢复：</w:t>
+      </w:r>
+      <w:r>
+        <w:rPr>
+          <w:rFonts w:ascii="Calibri" w:hAnsi="Calibri" w:eastAsia="Microsoft YaHei"/>
+          <w:b w:val="0"/>
+          <w:color w:val="1F2937"/>
+          <w:sz w:val="19"/>
+        </w:rPr>
+        <w:t>400定位到具体字段并保留输入；403隐藏敏感内容并记录拒绝审计；409展示最新状态并要求刷新；超时先按clientRequestId查询执行结果；部分成功展示逐项明细和补偿入口。</w:t>
+      </w:r>
+    </w:p>
+    <w:p>
+      <w:pPr>
+        <w:spacing w:after="80"/>
+      </w:pPr>
+      <w:r>
+        <w:rPr>
+          <w:rFonts w:ascii="Calibri" w:hAnsi="Calibri" w:eastAsia="Microsoft YaHei"/>
+          <w:b/>
+          <w:color w:val="1F2937"/>
+          <w:sz w:val="19"/>
+        </w:rPr>
+        <w:t>跨端影响：</w:t>
+      </w:r>
+      <w:r>
+        <w:rPr>
+          <w:rFonts w:ascii="Calibri" w:hAnsi="Calibri" w:eastAsia="Microsoft YaHei"/>
+          <w:b w:val="0"/>
+          <w:color w:val="1F2937"/>
+          <w:sz w:val="19"/>
+        </w:rPr>
+        <w:t>AIWA互动计入活跃度但原文不进入分析宽表。跨端消息只携带业务编号，接收端打开后重新鉴权并查询最新状态。</w:t>
+      </w:r>
+    </w:p>
+    <w:p>
+      <w:pPr>
+        <w:spacing w:after="80"/>
+      </w:pPr>
+      <w:r>
+        <w:rPr>
+          <w:rFonts w:ascii="Calibri" w:hAnsi="Calibri" w:eastAsia="Microsoft YaHei"/>
+          <w:b/>
+          <w:color w:val="1F2937"/>
+          <w:sz w:val="19"/>
+        </w:rPr>
+        <w:t>验收条件：</w:t>
+      </w:r>
+      <w:r>
+        <w:rPr>
+          <w:rFonts w:ascii="Calibri" w:hAnsi="Calibri" w:eastAsia="Microsoft YaHei"/>
+          <w:b w:val="0"/>
+          <w:color w:val="1F2937"/>
+          <w:sz w:val="19"/>
+        </w:rPr>
+        <w:t>查看口径只返回dataScope内且按权限脱敏的数据；刷新前后无业务写入，筛选、详情和导出对同一对象的字段值一致。</w:t>
+      </w:r>
+    </w:p>
+    <w:p>
+      <w:pPr>
+        <w:pStyle w:val="Heading2"/>
+      </w:pPr>
+      <w:r>
+        <w:t>6.3 下钻客户</w:t>
+      </w:r>
+    </w:p>
+    <w:p>
+      <w:pPr>
+        <w:spacing w:after="80"/>
+      </w:pPr>
+      <w:r>
+        <w:rPr>
+          <w:rFonts w:ascii="Calibri" w:hAnsi="Calibri" w:eastAsia="Microsoft YaHei"/>
+          <w:b/>
+          <w:color w:val="1F2937"/>
+          <w:sz w:val="19"/>
+        </w:rPr>
+        <w:t>功能编号：</w:t>
+      </w:r>
+      <w:r>
+        <w:rPr>
+          <w:rFonts w:ascii="Calibri" w:hAnsi="Calibri" w:eastAsia="Microsoft YaHei"/>
+          <w:b w:val="0"/>
+          <w:color w:val="1F2937"/>
+          <w:sz w:val="19"/>
+        </w:rPr>
+        <w:t>OS-OPS-PRD-11-FP03。功能目的为携带规则条件跳转客户列表且数量一致。</w:t>
+      </w:r>
+    </w:p>
+    <w:p>
+      <w:pPr>
+        <w:spacing w:after="80"/>
+      </w:pPr>
+      <w:r>
+        <w:rPr>
+          <w:rFonts w:ascii="Calibri" w:hAnsi="Calibri" w:eastAsia="Microsoft YaHei"/>
+          <w:b/>
+          <w:color w:val="1F2937"/>
+          <w:sz w:val="19"/>
+        </w:rPr>
+        <w:t>使用角色与入口：</w:t>
+      </w:r>
+      <w:r>
+        <w:rPr>
+          <w:rFonts w:ascii="Calibri" w:hAnsi="Calibri" w:eastAsia="Microsoft YaHei"/>
+          <w:b w:val="0"/>
+          <w:color w:val="1F2937"/>
+          <w:sz w:val="19"/>
+        </w:rPr>
+        <w:t>拥有对应dataScope的查询用户；从指标卡、图表、列表行标题或详情入口进入。入口显示前先校验菜单权限、动作权限和数据范围。</w:t>
+      </w:r>
+    </w:p>
+    <w:p>
+      <w:pPr>
+        <w:spacing w:after="80"/>
+      </w:pPr>
+      <w:r>
+        <w:rPr>
+          <w:rFonts w:ascii="Calibri" w:hAnsi="Calibri" w:eastAsia="Microsoft YaHei"/>
+          <w:b/>
+          <w:color w:val="1F2937"/>
+          <w:sz w:val="19"/>
+        </w:rPr>
+        <w:t>前置条件：</w:t>
+      </w:r>
+      <w:r>
+        <w:rPr>
+          <w:rFonts w:ascii="Calibri" w:hAnsi="Calibri" w:eastAsia="Microsoft YaHei"/>
+          <w:b w:val="0"/>
+          <w:color w:val="1F2937"/>
+          <w:sz w:val="19"/>
+        </w:rPr>
+        <w:t>用户登录有效，拥有菜单和对象查看权限，查询条件属于dataScope；打开详情时对象存在。敏感字段、金额和状态必须回源。</w:t>
+      </w:r>
+    </w:p>
+    <w:p>
+      <w:pPr>
+        <w:spacing w:after="80"/>
+      </w:pPr>
+      <w:r>
+        <w:rPr>
+          <w:rFonts w:ascii="Calibri" w:hAnsi="Calibri" w:eastAsia="Microsoft YaHei"/>
+          <w:b/>
+          <w:color w:val="1F2937"/>
+          <w:sz w:val="19"/>
+        </w:rPr>
+        <w:t>界面操作：</w:t>
+      </w:r>
+      <w:r>
+        <w:rPr>
+          <w:rFonts w:ascii="Calibri" w:hAnsi="Calibri" w:eastAsia="Microsoft YaHei"/>
+          <w:b w:val="0"/>
+          <w:color w:val="1F2937"/>
+          <w:sz w:val="19"/>
+        </w:rPr>
+        <w:t>从卡片、列表或关联编号进入，加载统计截止时间、负责人、客户数、客户占比、更新时间及时间线；切换页签或筛选不改变主对象，返回时保留来源页条件。</w:t>
+      </w:r>
+    </w:p>
+    <w:p>
+      <w:pPr>
+        <w:spacing w:after="80"/>
+      </w:pPr>
+      <w:r>
+        <w:rPr>
+          <w:rFonts w:ascii="Calibri" w:hAnsi="Calibri" w:eastAsia="Microsoft YaHei"/>
+          <w:b/>
+          <w:color w:val="1F2937"/>
+          <w:sz w:val="19"/>
+        </w:rPr>
+        <w:t>系统处理：</w:t>
+      </w:r>
+      <w:r>
+        <w:rPr>
+          <w:rFonts w:ascii="Calibri" w:hAnsi="Calibri" w:eastAsia="Microsoft YaHei"/>
+          <w:b w:val="0"/>
+          <w:color w:val="1F2937"/>
+          <w:sz w:val="19"/>
+        </w:rPr>
+        <w:t>服务端校验身份、dataScope和字段脱敏后查询 /ops/v1/customer-analytics；返回version、关联对象、时间线和allowedActions。携带规则条件跳转客户列表且数量一致。</w:t>
+      </w:r>
+    </w:p>
+    <w:p>
+      <w:pPr>
+        <w:spacing w:after="80"/>
+      </w:pPr>
+      <w:r>
+        <w:rPr>
+          <w:rFonts w:ascii="Calibri" w:hAnsi="Calibri" w:eastAsia="Microsoft YaHei"/>
+          <w:b/>
+          <w:color w:val="1F2937"/>
+          <w:sz w:val="19"/>
+        </w:rPr>
+        <w:t>业务规则：</w:t>
+      </w:r>
+      <w:r>
+        <w:rPr>
+          <w:rFonts w:ascii="Calibri" w:hAnsi="Calibri" w:eastAsia="Microsoft YaHei"/>
+          <w:b w:val="0"/>
+          <w:color w:val="1F2937"/>
+          <w:sz w:val="19"/>
+        </w:rPr>
+        <w:t>同一客户在同一指标周期去重；导出前再次校验客户授权和敏感字段权限。所有校验必须由服务端再次执行，前端校验只用于即时反馈。</w:t>
+      </w:r>
+    </w:p>
+    <w:p>
+      <w:pPr>
+        <w:spacing w:after="80"/>
+      </w:pPr>
+      <w:r>
+        <w:rPr>
+          <w:rFonts w:ascii="Calibri" w:hAnsi="Calibri" w:eastAsia="Microsoft YaHei"/>
+          <w:b/>
+          <w:color w:val="1F2937"/>
+          <w:sz w:val="19"/>
+        </w:rPr>
+        <w:t>成功结果：</w:t>
+      </w:r>
+      <w:r>
+        <w:rPr>
+          <w:rFonts w:ascii="Calibri" w:hAnsi="Calibri" w:eastAsia="Microsoft YaHei"/>
+          <w:b w:val="0"/>
+          <w:color w:val="1F2937"/>
+          <w:sz w:val="19"/>
+        </w:rPr>
+        <w:t>界面完成下钻客户并显示最新数据、截止时间、关联对象和允许操作；查询本身不改变业务状态。涉及敏感原文查看时单独记录访问审计。</w:t>
+      </w:r>
+    </w:p>
+    <w:p>
+      <w:pPr>
+        <w:spacing w:after="80"/>
+      </w:pPr>
+      <w:r>
+        <w:rPr>
+          <w:rFonts w:ascii="Calibri" w:hAnsi="Calibri" w:eastAsia="Microsoft YaHei"/>
+          <w:b/>
+          <w:color w:val="1F2937"/>
+          <w:sz w:val="19"/>
+        </w:rPr>
+        <w:t>异常与恢复：</w:t>
+      </w:r>
+      <w:r>
+        <w:rPr>
+          <w:rFonts w:ascii="Calibri" w:hAnsi="Calibri" w:eastAsia="Microsoft YaHei"/>
+          <w:b w:val="0"/>
+          <w:color w:val="1F2937"/>
+          <w:sz w:val="19"/>
+        </w:rPr>
+        <w:t>400定位到具体字段并保留输入；403隐藏敏感内容并记录拒绝审计；409展示最新状态并要求刷新；超时先按clientRequestId查询执行结果；部分成功展示逐项明细和补偿入口。</w:t>
+      </w:r>
+    </w:p>
+    <w:p>
+      <w:pPr>
+        <w:spacing w:after="80"/>
+      </w:pPr>
+      <w:r>
+        <w:rPr>
+          <w:rFonts w:ascii="Calibri" w:hAnsi="Calibri" w:eastAsia="Microsoft YaHei"/>
+          <w:b/>
+          <w:color w:val="1F2937"/>
+          <w:sz w:val="19"/>
+        </w:rPr>
+        <w:t>跨端影响：</w:t>
+      </w:r>
+      <w:r>
+        <w:rPr>
+          <w:rFonts w:ascii="Calibri" w:hAnsi="Calibri" w:eastAsia="Microsoft YaHei"/>
+          <w:b w:val="0"/>
+          <w:color w:val="1F2937"/>
+          <w:sz w:val="19"/>
+        </w:rPr>
+        <w:t>生成的回访任务可发送至负责人工作台。跨端消息只携带业务编号，接收端打开后重新鉴权并查询最新状态。</w:t>
+      </w:r>
+    </w:p>
+    <w:p>
+      <w:pPr>
+        <w:spacing w:after="80"/>
+      </w:pPr>
+      <w:r>
+        <w:rPr>
+          <w:rFonts w:ascii="Calibri" w:hAnsi="Calibri" w:eastAsia="Microsoft YaHei"/>
+          <w:b/>
+          <w:color w:val="1F2937"/>
+          <w:sz w:val="19"/>
+        </w:rPr>
+        <w:t>验收条件：</w:t>
+      </w:r>
+      <w:r>
+        <w:rPr>
+          <w:rFonts w:ascii="Calibri" w:hAnsi="Calibri" w:eastAsia="Microsoft YaHei"/>
+          <w:b w:val="0"/>
+          <w:color w:val="1F2937"/>
+          <w:sz w:val="19"/>
+        </w:rPr>
+        <w:t>下钻客户只返回dataScope内且按权限脱敏的数据；刷新前后无业务写入，筛选、详情和导出对同一对象的字段值一致。</w:t>
+      </w:r>
+    </w:p>
+    <w:p>
+      <w:pPr>
+        <w:pStyle w:val="Heading2"/>
+      </w:pPr>
+      <w:r>
+        <w:t>6.4 生成客群</w:t>
+      </w:r>
+    </w:p>
+    <w:p>
+      <w:pPr>
+        <w:spacing w:after="80"/>
+      </w:pPr>
+      <w:r>
+        <w:rPr>
+          <w:rFonts w:ascii="Calibri" w:hAnsi="Calibri" w:eastAsia="Microsoft YaHei"/>
+          <w:b/>
+          <w:color w:val="1F2937"/>
+          <w:sz w:val="19"/>
+        </w:rPr>
+        <w:t>功能编号：</w:t>
+      </w:r>
+      <w:r>
+        <w:rPr>
+          <w:rFonts w:ascii="Calibri" w:hAnsi="Calibri" w:eastAsia="Microsoft YaHei"/>
+          <w:b w:val="0"/>
+          <w:color w:val="1F2937"/>
+          <w:sz w:val="19"/>
+        </w:rPr>
+        <w:t>OS-OPS-PRD-11-FP04。功能目的为固化规则和统计截止时间，异步生成客户清单。</w:t>
+      </w:r>
+    </w:p>
+    <w:p>
+      <w:pPr>
+        <w:spacing w:after="80"/>
+      </w:pPr>
+      <w:r>
+        <w:rPr>
+          <w:rFonts w:ascii="Calibri" w:hAnsi="Calibri" w:eastAsia="Microsoft YaHei"/>
+          <w:b/>
+          <w:color w:val="1F2937"/>
+          <w:sz w:val="19"/>
+        </w:rPr>
+        <w:t>使用角色与入口：</w:t>
+      </w:r>
+      <w:r>
+        <w:rPr>
+          <w:rFonts w:ascii="Calibri" w:hAnsi="Calibri" w:eastAsia="Microsoft YaHei"/>
+          <w:b w:val="0"/>
+          <w:color w:val="1F2937"/>
+          <w:sz w:val="19"/>
+        </w:rPr>
+        <w:t>具备本模块创建权限的运营人员；从模块列表右上角新增入口或关联对象快捷入口进入。入口显示前先校验菜单权限、动作权限和数据范围。</w:t>
+      </w:r>
+    </w:p>
+    <w:p>
+      <w:pPr>
+        <w:spacing w:after="80"/>
+      </w:pPr>
+      <w:r>
+        <w:rPr>
+          <w:rFonts w:ascii="Calibri" w:hAnsi="Calibri" w:eastAsia="Microsoft YaHei"/>
+          <w:b/>
+          <w:color w:val="1F2937"/>
+          <w:sz w:val="19"/>
+        </w:rPr>
+        <w:t>前置条件：</w:t>
+      </w:r>
+      <w:r>
+        <w:rPr>
+          <w:rFonts w:ascii="Calibri" w:hAnsi="Calibri" w:eastAsia="Microsoft YaHei"/>
+          <w:b w:val="0"/>
+          <w:color w:val="1F2937"/>
+          <w:sz w:val="19"/>
+        </w:rPr>
+        <w:t>用户登录有效并具备创建或批量权限；关联主数据有效且属于dataScope；页面已加载最新字典、业务配置和allowedActions。</w:t>
+      </w:r>
+    </w:p>
+    <w:p>
+      <w:pPr>
+        <w:spacing w:after="80"/>
+      </w:pPr>
+      <w:r>
+        <w:rPr>
+          <w:rFonts w:ascii="Calibri" w:hAnsi="Calibri" w:eastAsia="Microsoft YaHei"/>
+          <w:b/>
+          <w:color w:val="1F2937"/>
+          <w:sz w:val="19"/>
+        </w:rPr>
+        <w:t>界面操作：</w:t>
+      </w:r>
+      <w:r>
+        <w:rPr>
+          <w:rFonts w:ascii="Calibri" w:hAnsi="Calibri" w:eastAsia="Microsoft YaHei"/>
+          <w:b w:val="0"/>
+          <w:color w:val="1F2937"/>
+          <w:sz w:val="19"/>
+        </w:rPr>
+        <w:t>打开新增界面，按页面分组录入客群名称、筛选条件、排除条件、统计截止时间、负责人、用途、有效期、导出脱敏级别、指标或客群、客户数、客户占比、本期值；关联对象使用检索选择。点击保存前完成字段级和跨字段校验。</w:t>
+      </w:r>
+    </w:p>
+    <w:p>
+      <w:pPr>
+        <w:spacing w:after="80"/>
+      </w:pPr>
+      <w:r>
+        <w:rPr>
+          <w:rFonts w:ascii="Calibri" w:hAnsi="Calibri" w:eastAsia="Microsoft YaHei"/>
+          <w:b/>
+          <w:color w:val="1F2937"/>
+          <w:sz w:val="19"/>
+        </w:rPr>
+        <w:t>系统处理：</w:t>
+      </w:r>
+      <w:r>
+        <w:rPr>
+          <w:rFonts w:ascii="Calibri" w:hAnsi="Calibri" w:eastAsia="Microsoft YaHei"/>
+          <w:b w:val="0"/>
+          <w:color w:val="1F2937"/>
+          <w:sz w:val="19"/>
+        </w:rPr>
+        <w:t>服务端使用clientRequestId幂等校验，在事务内生成业务编号、主对象、初始状态和审计记录；事务提交后发布领域事件。固化规则和统计截止时间，异步生成客户清单。</w:t>
+      </w:r>
+    </w:p>
+    <w:p>
+      <w:pPr>
+        <w:spacing w:after="80"/>
+      </w:pPr>
+      <w:r>
+        <w:rPr>
+          <w:rFonts w:ascii="Calibri" w:hAnsi="Calibri" w:eastAsia="Microsoft YaHei"/>
+          <w:b/>
+          <w:color w:val="1F2937"/>
+          <w:sz w:val="19"/>
+        </w:rPr>
+        <w:t>业务规则：</w:t>
+      </w:r>
+      <w:r>
+        <w:rPr>
+          <w:rFonts w:ascii="Calibri" w:hAnsi="Calibri" w:eastAsia="Microsoft YaHei"/>
+          <w:b w:val="0"/>
+          <w:color w:val="1F2937"/>
+          <w:sz w:val="19"/>
+        </w:rPr>
+        <w:t>同一客户在同一指标周期去重；当前在租、活跃、续租率和流失风险口径独立版本化。所有校验必须由服务端再次执行，前端校验只用于即时反馈。</w:t>
+      </w:r>
+    </w:p>
+    <w:p>
+      <w:pPr>
+        <w:spacing w:after="80"/>
+      </w:pPr>
+      <w:r>
+        <w:rPr>
+          <w:rFonts w:ascii="Calibri" w:hAnsi="Calibri" w:eastAsia="Microsoft YaHei"/>
+          <w:b/>
+          <w:color w:val="1F2937"/>
+          <w:sz w:val="19"/>
+        </w:rPr>
+        <w:t>成功结果：</w:t>
+      </w:r>
+      <w:r>
+        <w:rPr>
+          <w:rFonts w:ascii="Calibri" w:hAnsi="Calibri" w:eastAsia="Microsoft YaHei"/>
+          <w:b w:val="0"/>
+          <w:color w:val="1F2937"/>
+          <w:sz w:val="19"/>
+        </w:rPr>
+        <w:t>页面提示“生成客群成功”，刷新对象状态、version、allowedActions、关联对象和时间线；如产生异步任务，同时显示任务编号和进度入口。</w:t>
+      </w:r>
+    </w:p>
+    <w:p>
+      <w:pPr>
+        <w:spacing w:after="80"/>
+      </w:pPr>
+      <w:r>
+        <w:rPr>
+          <w:rFonts w:ascii="Calibri" w:hAnsi="Calibri" w:eastAsia="Microsoft YaHei"/>
+          <w:b/>
+          <w:color w:val="1F2937"/>
+          <w:sz w:val="19"/>
+        </w:rPr>
+        <w:t>异常与恢复：</w:t>
+      </w:r>
+      <w:r>
+        <w:rPr>
+          <w:rFonts w:ascii="Calibri" w:hAnsi="Calibri" w:eastAsia="Microsoft YaHei"/>
+          <w:b w:val="0"/>
+          <w:color w:val="1F2937"/>
+          <w:sz w:val="19"/>
+        </w:rPr>
+        <w:t>400定位到具体字段并保留输入；403隐藏敏感内容并记录拒绝审计；409展示最新状态并要求刷新；超时先按clientRequestId查询执行结果；部分成功展示逐项明细和补偿入口。</w:t>
+      </w:r>
+    </w:p>
+    <w:p>
+      <w:pPr>
+        <w:spacing w:after="80"/>
+      </w:pPr>
+      <w:r>
+        <w:rPr>
+          <w:rFonts w:ascii="Calibri" w:hAnsi="Calibri" w:eastAsia="Microsoft YaHei"/>
+          <w:b/>
+          <w:color w:val="1F2937"/>
+          <w:sz w:val="19"/>
+        </w:rPr>
+        <w:t>跨端影响：</w:t>
+      </w:r>
+      <w:r>
+        <w:rPr>
+          <w:rFonts w:ascii="Calibri" w:hAnsi="Calibri" w:eastAsia="Microsoft YaHei"/>
+          <w:b w:val="0"/>
+          <w:color w:val="1F2937"/>
+          <w:sz w:val="19"/>
+        </w:rPr>
+        <w:t>小程序行为事件只传业务必要字段。跨端消息只携带业务编号，接收端打开后重新鉴权并查询最新状态。</w:t>
+      </w:r>
+    </w:p>
+    <w:p>
+      <w:pPr>
+        <w:spacing w:after="80"/>
+      </w:pPr>
+      <w:r>
+        <w:rPr>
+          <w:rFonts w:ascii="Calibri" w:hAnsi="Calibri" w:eastAsia="Microsoft YaHei"/>
+          <w:b/>
+          <w:color w:val="1F2937"/>
+          <w:sz w:val="19"/>
+        </w:rPr>
+        <w:t>验收条件：</w:t>
+      </w:r>
+      <w:r>
+        <w:rPr>
+          <w:rFonts w:ascii="Calibri" w:hAnsi="Calibri" w:eastAsia="Microsoft YaHei"/>
+          <w:b w:val="0"/>
+          <w:color w:val="1F2937"/>
+          <w:sz w:val="19"/>
+        </w:rPr>
+        <w:t>在允许状态下完成生成客群时仅产生一次预期数据变化和一次审计记录；越权、错误状态、重复提交及版本冲突均不得产生重复对象或越级状态。</w:t>
+      </w:r>
+    </w:p>
+    <w:p>
+      <w:pPr>
+        <w:pStyle w:val="Heading2"/>
+      </w:pPr>
+      <w:r>
+        <w:t>6.5 导出或创建任务</w:t>
+      </w:r>
+    </w:p>
+    <w:p>
+      <w:pPr>
+        <w:spacing w:after="80"/>
+      </w:pPr>
+      <w:r>
+        <w:rPr>
+          <w:rFonts w:ascii="Calibri" w:hAnsi="Calibri" w:eastAsia="Microsoft YaHei"/>
+          <w:b/>
+          <w:color w:val="1F2937"/>
+          <w:sz w:val="19"/>
+        </w:rPr>
+        <w:t>功能编号：</w:t>
+      </w:r>
+      <w:r>
+        <w:rPr>
+          <w:rFonts w:ascii="Calibri" w:hAnsi="Calibri" w:eastAsia="Microsoft YaHei"/>
+          <w:b w:val="0"/>
+          <w:color w:val="1F2937"/>
+          <w:sz w:val="19"/>
+        </w:rPr>
+        <w:t>OS-OPS-PRD-11-FP05。功能目的为执行数据范围和营销授权校验。</w:t>
+      </w:r>
+    </w:p>
+    <w:p>
+      <w:pPr>
+        <w:spacing w:after="80"/>
+      </w:pPr>
+      <w:r>
+        <w:rPr>
+          <w:rFonts w:ascii="Calibri" w:hAnsi="Calibri" w:eastAsia="Microsoft YaHei"/>
+          <w:b/>
+          <w:color w:val="1F2937"/>
+          <w:sz w:val="19"/>
+        </w:rPr>
+        <w:t>使用角色与入口：</w:t>
+      </w:r>
+      <w:r>
+        <w:rPr>
+          <w:rFonts w:ascii="Calibri" w:hAnsi="Calibri" w:eastAsia="Microsoft YaHei"/>
+          <w:b w:val="0"/>
+          <w:color w:val="1F2937"/>
+          <w:sz w:val="19"/>
+        </w:rPr>
+        <w:t>具备本模块创建权限的运营人员；从模块列表右上角新增入口或关联对象快捷入口进入。入口显示前先校验菜单权限、动作权限和数据范围。</w:t>
+      </w:r>
+    </w:p>
+    <w:p>
+      <w:pPr>
+        <w:spacing w:after="80"/>
+      </w:pPr>
+      <w:r>
+        <w:rPr>
+          <w:rFonts w:ascii="Calibri" w:hAnsi="Calibri" w:eastAsia="Microsoft YaHei"/>
+          <w:b/>
+          <w:color w:val="1F2937"/>
+          <w:sz w:val="19"/>
+        </w:rPr>
+        <w:t>前置条件：</w:t>
+      </w:r>
+      <w:r>
+        <w:rPr>
+          <w:rFonts w:ascii="Calibri" w:hAnsi="Calibri" w:eastAsia="Microsoft YaHei"/>
+          <w:b w:val="0"/>
+          <w:color w:val="1F2937"/>
+          <w:sz w:val="19"/>
+        </w:rPr>
+        <w:t>用户登录有效并具备创建或批量权限；关联主数据有效且属于dataScope；页面已加载最新字典、业务配置和allowedActions。</w:t>
+      </w:r>
+    </w:p>
+    <w:p>
+      <w:pPr>
+        <w:spacing w:after="80"/>
+      </w:pPr>
+      <w:r>
+        <w:rPr>
+          <w:rFonts w:ascii="Calibri" w:hAnsi="Calibri" w:eastAsia="Microsoft YaHei"/>
+          <w:b/>
+          <w:color w:val="1F2937"/>
+          <w:sz w:val="19"/>
+        </w:rPr>
+        <w:t>界面操作：</w:t>
+      </w:r>
+      <w:r>
+        <w:rPr>
+          <w:rFonts w:ascii="Calibri" w:hAnsi="Calibri" w:eastAsia="Microsoft YaHei"/>
+          <w:b w:val="0"/>
+          <w:color w:val="1F2937"/>
+          <w:sz w:val="19"/>
+        </w:rPr>
+        <w:t>打开新增界面，按页面分组录入客群名称、筛选条件、排除条件、统计截止时间、负责人、用途、有效期、导出脱敏级别、指标或客群、客户数、客户占比、本期值；关联对象使用检索选择。点击保存前完成字段级和跨字段校验。</w:t>
+      </w:r>
+    </w:p>
+    <w:p>
+      <w:pPr>
+        <w:spacing w:after="80"/>
+      </w:pPr>
+      <w:r>
+        <w:rPr>
+          <w:rFonts w:ascii="Calibri" w:hAnsi="Calibri" w:eastAsia="Microsoft YaHei"/>
+          <w:b/>
+          <w:color w:val="1F2937"/>
+          <w:sz w:val="19"/>
+        </w:rPr>
+        <w:t>系统处理：</w:t>
+      </w:r>
+      <w:r>
+        <w:rPr>
+          <w:rFonts w:ascii="Calibri" w:hAnsi="Calibri" w:eastAsia="Microsoft YaHei"/>
+          <w:b w:val="0"/>
+          <w:color w:val="1F2937"/>
+          <w:sz w:val="19"/>
+        </w:rPr>
+        <w:t>服务端使用clientRequestId幂等校验，在事务内生成业务编号、主对象、初始状态和审计记录；事务提交后发布领域事件。执行数据范围和营销授权校验。</w:t>
+      </w:r>
+    </w:p>
+    <w:p>
+      <w:pPr>
+        <w:spacing w:after="80"/>
+      </w:pPr>
+      <w:r>
+        <w:rPr>
+          <w:rFonts w:ascii="Calibri" w:hAnsi="Calibri" w:eastAsia="Microsoft YaHei"/>
+          <w:b/>
+          <w:color w:val="1F2937"/>
+          <w:sz w:val="19"/>
+        </w:rPr>
+        <w:t>业务规则：</w:t>
+      </w:r>
+      <w:r>
+        <w:rPr>
+          <w:rFonts w:ascii="Calibri" w:hAnsi="Calibri" w:eastAsia="Microsoft YaHei"/>
+          <w:b w:val="0"/>
+          <w:color w:val="1F2937"/>
+          <w:sz w:val="19"/>
+        </w:rPr>
+        <w:t>导出前再次校验客户授权和敏感字段权限。所有校验必须由服务端再次执行，前端校验只用于即时反馈。</w:t>
+      </w:r>
+    </w:p>
+    <w:p>
+      <w:pPr>
+        <w:spacing w:after="80"/>
+      </w:pPr>
+      <w:r>
+        <w:rPr>
+          <w:rFonts w:ascii="Calibri" w:hAnsi="Calibri" w:eastAsia="Microsoft YaHei"/>
+          <w:b/>
+          <w:color w:val="1F2937"/>
+          <w:sz w:val="19"/>
+        </w:rPr>
+        <w:t>成功结果：</w:t>
+      </w:r>
+      <w:r>
+        <w:rPr>
+          <w:rFonts w:ascii="Calibri" w:hAnsi="Calibri" w:eastAsia="Microsoft YaHei"/>
+          <w:b w:val="0"/>
+          <w:color w:val="1F2937"/>
+          <w:sz w:val="19"/>
+        </w:rPr>
+        <w:t>页面提示“导出或创建任务成功”，刷新对象状态、version、allowedActions、关联对象和时间线；如产生异步任务，同时显示任务编号和进度入口。</w:t>
+      </w:r>
+    </w:p>
+    <w:p>
+      <w:pPr>
+        <w:spacing w:after="80"/>
+      </w:pPr>
+      <w:r>
+        <w:rPr>
+          <w:rFonts w:ascii="Calibri" w:hAnsi="Calibri" w:eastAsia="Microsoft YaHei"/>
+          <w:b/>
+          <w:color w:val="1F2937"/>
+          <w:sz w:val="19"/>
+        </w:rPr>
+        <w:t>异常与恢复：</w:t>
+      </w:r>
+      <w:r>
+        <w:rPr>
+          <w:rFonts w:ascii="Calibri" w:hAnsi="Calibri" w:eastAsia="Microsoft YaHei"/>
+          <w:b w:val="0"/>
+          <w:color w:val="1F2937"/>
+          <w:sz w:val="19"/>
+        </w:rPr>
+        <w:t>400定位到具体字段并保留输入；403隐藏敏感内容并记录拒绝审计；409展示最新状态并要求刷新；超时先按clientRequestId查询执行结果；部分成功展示逐项明细和补偿入口。</w:t>
+      </w:r>
+    </w:p>
+    <w:p>
+      <w:pPr>
+        <w:spacing w:after="80"/>
+      </w:pPr>
+      <w:r>
+        <w:rPr>
+          <w:rFonts w:ascii="Calibri" w:hAnsi="Calibri" w:eastAsia="Microsoft YaHei"/>
+          <w:b/>
+          <w:color w:val="1F2937"/>
+          <w:sz w:val="19"/>
+        </w:rPr>
+        <w:t>跨端影响：</w:t>
+      </w:r>
+      <w:r>
+        <w:rPr>
+          <w:rFonts w:ascii="Calibri" w:hAnsi="Calibri" w:eastAsia="Microsoft YaHei"/>
+          <w:b w:val="0"/>
+          <w:color w:val="1F2937"/>
+          <w:sz w:val="19"/>
+        </w:rPr>
+        <w:t>AIWA互动计入活跃度但原文不进入分析宽表。跨端消息只携带业务编号，接收端打开后重新鉴权并查询最新状态。</w:t>
+      </w:r>
+    </w:p>
+    <w:p>
+      <w:pPr>
+        <w:spacing w:after="80"/>
+      </w:pPr>
+      <w:r>
+        <w:rPr>
+          <w:rFonts w:ascii="Calibri" w:hAnsi="Calibri" w:eastAsia="Microsoft YaHei"/>
+          <w:b/>
+          <w:color w:val="1F2937"/>
+          <w:sz w:val="19"/>
+        </w:rPr>
+        <w:t>验收条件：</w:t>
+      </w:r>
+      <w:r>
+        <w:rPr>
+          <w:rFonts w:ascii="Calibri" w:hAnsi="Calibri" w:eastAsia="Microsoft YaHei"/>
+          <w:b w:val="0"/>
+          <w:color w:val="1F2937"/>
+          <w:sz w:val="19"/>
+        </w:rPr>
+        <w:t>在允许状态下完成导出或创建任务时仅产生一次预期数据变化和一次审计记录；越权、错误状态、重复提交及版本冲突均不得产生重复对象或越级状态。</w:t>
+      </w:r>
+    </w:p>
+    <w:p>
+      <w:pPr>
+        <w:pStyle w:val="Heading2"/>
+      </w:pPr>
+      <w:r>
+        <w:t>6.6 标准写操作时序</w:t>
       </w:r>
     </w:p>
     <w:p>
@@ -8177,7 +9525,7 @@
         <w:color w:val="667085"/>
         <w:sz w:val="15"/>
       </w:rPr>
-      <w:t xml:space="preserve">V2.0  |  2026-09-08  |  </w:t>
+      <w:t xml:space="preserve">V2.2  |  2026-09-09  |  </w:t>
     </w:r>
     <w:r>
       <w:fldChar w:fldCharType="begin"/>

--- a/operations-requirements/downloads/11_客户分析 PRD.docx
+++ b/operations-requirements/downloads/11_客户分析 PRD.docx
@@ -38,7 +38,7 @@
           <w:color w:val="2E74B5"/>
           <w:sz w:val="20"/>
         </w:rPr>
-        <w:t>OS-OPS-PRD-11  |  V2.2  |  2026-09-09</w:t>
+        <w:t>OS-OPS-PRD-11  |  V2.3  |  2026-09-09</w:t>
       </w:r>
     </w:p>
     <w:p>
@@ -366,7 +366,7 @@
                 <w:color w:val="1F2937"/>
                 <w:sz w:val="18"/>
               </w:rPr>
-              <w:t>V2.2  2026-09-09</w:t>
+              <w:t>V2.3  2026-09-09</w:t>
             </w:r>
           </w:p>
         </w:tc>
@@ -9525,7 +9525,7 @@
         <w:color w:val="667085"/>
         <w:sz w:val="15"/>
       </w:rPr>
-      <w:t xml:space="preserve">V2.2  |  2026-09-09  |  </w:t>
+      <w:t xml:space="preserve">V2.3  |  2026-09-09  |  </w:t>
     </w:r>
     <w:r>
       <w:fldChar w:fldCharType="begin"/>

--- a/operations-requirements/downloads/11_客户分析 PRD.docx
+++ b/operations-requirements/downloads/11_客户分析 PRD.docx
@@ -57,9 +57,7 @@
       </w:r>
     </w:p>
     <w:p>
-      <w:r>
-        <w:br w:type="page"/>
-      </w:r>
+      <w:r/>
     </w:p>
     <w:p>
       <w:pPr>
@@ -423,7 +421,7 @@
                 <w:color w:val="1F2937"/>
                 <w:sz w:val="18"/>
               </w:rPr>
-              <w:t>Asia/Hong_Kong</w:t>
+              <w:t>香港时间</w:t>
             </w:r>
           </w:p>
         </w:tc>
@@ -1048,40 +1046,7 @@
       <w:pPr>
         <w:jc w:val="center"/>
       </w:pPr>
-      <w:r>
-        <w:drawing>
-          <wp:inline xmlns:a="http://schemas.openxmlformats.org/drawingml/2006/main" xmlns:pic="http://schemas.openxmlformats.org/drawingml/2006/picture">
-            <wp:extent cx="6172200" cy="3471862"/>
-            <wp:docPr id="1" name="Picture 1"/>
-            <wp:cNvGraphicFramePr>
-              <a:graphicFrameLocks noChangeAspect="1"/>
-            </wp:cNvGraphicFramePr>
-            <a:graphic>
-              <a:graphicData uri="http://schemas.openxmlformats.org/drawingml/2006/picture">
-                <pic:pic>
-                  <pic:nvPicPr>
-                    <pic:cNvPr id="0" name="ops-11-customer-analysis.png"/>
-                    <pic:cNvPicPr/>
-                  </pic:nvPicPr>
-                  <pic:blipFill>
-                    <a:blip r:embed="rId11"/>
-                    <a:stretch>
-                      <a:fillRect/>
-                    </a:stretch>
-                  </pic:blipFill>
-                  <pic:spPr>
-                    <a:xfrm>
-                      <a:off x="0" y="0"/>
-                      <a:ext cx="6172200" cy="3471862"/>
-                    </a:xfrm>
-                    <a:prstGeom prst="rect"/>
-                  </pic:spPr>
-                </pic:pic>
-              </a:graphicData>
-            </a:graphic>
-          </wp:inline>
-        </w:drawing>
-      </w:r>
+      <w:r/>
     </w:p>
     <w:p>
       <w:pPr>
@@ -1384,7 +1349,7 @@
                 <w:color w:val="1F2937"/>
                 <w:sz w:val="16"/>
               </w:rPr>
-              <w:t>所有行级和详情动作由allowedActions控制；无权限时隐藏入口，直接调用接口仍返回403并记录审计。</w:t>
+              <w:t>所有行级和详情动作由当前允许操作控制；无权限时隐藏入口，直接调用接口仍返回403并记录审计。</w:t>
             </w:r>
           </w:p>
         </w:tc>
@@ -1440,7 +1405,7 @@
         <w:pStyle w:val="ListBullet"/>
       </w:pPr>
       <w:r>
-        <w:t>任一筛选变化后，各组件独立加载并显示本组件数据截止时间、metricVersion和状态</w:t>
+        <w:t>任一筛选变化后，各组件独立加载并显示本组件数据截止时间、指标口径版本和状态</w:t>
       </w:r>
     </w:p>
     <w:tbl>
@@ -1611,7 +1576,7 @@
                 <w:color w:val="1F2937"/>
                 <w:sz w:val="15"/>
               </w:rPr>
-              <w:t>Asia/Hong_Kong自然日；结束日含当天；当前周期对比上一相邻等长周期。</w:t>
+              <w:t>香港时间自然日；结束日含当天；当前周期对比上一相邻等长周期。</w:t>
             </w:r>
           </w:p>
         </w:tc>
@@ -1754,7 +1719,7 @@
                 <w:color w:val="1F2937"/>
                 <w:sz w:val="15"/>
               </w:rPr>
-              <w:t>默认用户dataScope内全部区域。</w:t>
+              <w:t>默认用户数据权限范围内全部区域。</w:t>
             </w:r>
           </w:p>
         </w:tc>
@@ -1949,7 +1914,7 @@
                 <w:color w:val="1F2937"/>
                 <w:sz w:val="15"/>
               </w:rPr>
-              <w:t>按asOfTime的生命周期快照过滤，并返回lifecycleVersion。</w:t>
+              <w:t>按数据截止时间的生命周期快照过滤，并返回客户生命周期版本。</w:t>
             </w:r>
           </w:p>
         </w:tc>
@@ -2035,7 +2000,7 @@
                 <w:color w:val="1F2937"/>
                 <w:sz w:val="15"/>
               </w:rPr>
-              <w:t>接口必须返回valueModelVersion；模型切换后不与旧版本直接比较。</w:t>
+              <w:t>接口必须返回客户价值模型版本；模型切换后不与旧版本直接比较。</w:t>
             </w:r>
           </w:p>
         </w:tc>
@@ -2118,7 +2083,7 @@
                 <w:color w:val="1F2937"/>
                 <w:sz w:val="15"/>
               </w:rPr>
-              <w:t>按当前riskModelVersion过滤，风险数值和等级均用于下钻。</w:t>
+              <w:t>按当前客户风险模型版本过滤，风险数值和等级均用于下钻。</w:t>
             </w:r>
           </w:p>
         </w:tc>
@@ -2134,7 +2099,7 @@
         <w:pStyle w:val="ListBullet"/>
       </w:pPr>
       <w:r>
-        <w:t>点击重置恢复近30天、全部业务及当前dataScope</w:t>
+        <w:t>点击重置恢复近30天、全部业务及当前数据权限范围</w:t>
       </w:r>
     </w:p>
     <w:p>
@@ -2337,7 +2302,7 @@
                 <w:color w:val="1F2937"/>
                 <w:sz w:val="16"/>
               </w:rPr>
-              <w:t>截至asOfTime已建立且未被物理清除的唯一客户数。合并客户只保留主customerId。</w:t>
+              <w:t>截至数据截止时间已建立且未被物理清除的唯一客户数。合并客户只保留主客户编号。</w:t>
             </w:r>
           </w:p>
         </w:tc>
@@ -2506,7 +2471,7 @@
                 <w:color w:val="1F2937"/>
                 <w:sz w:val="16"/>
               </w:rPr>
-              <w:t>本期最后一份有效租约结束且截至asOfTime没有其他有效租约的唯一客户数。</w:t>
+              <w:t>本期最后一份有效租约结束且截至数据截止时间没有其他有效租约的唯一客户数。</w:t>
             </w:r>
           </w:p>
         </w:tc>
@@ -2675,7 +2640,7 @@
                 <w:color w:val="1F2937"/>
                 <w:sz w:val="16"/>
               </w:rPr>
-              <w:t>截至asOfTime至少有一份处于有效租用状态的仓位或迷你箱租约的唯一客户数。</w:t>
+              <w:t>截至数据截止时间至少有一份处于有效租用状态的仓位或迷你箱租约的唯一客户数。</w:t>
             </w:r>
           </w:p>
         </w:tc>
@@ -2930,7 +2895,7 @@
                 <w:color w:val="1F2937"/>
                 <w:sz w:val="16"/>
               </w:rPr>
-              <w:t>截至asOfTime被当前风险模型判为中高风险且仍属有效客户的唯一客户数。</w:t>
+              <w:t>截至数据截止时间被当前风险模型判为中高风险且仍属有效客户的唯一客户数。</w:t>
             </w:r>
           </w:p>
         </w:tc>
@@ -3013,7 +2978,7 @@
                 <w:color w:val="1F2937"/>
                 <w:sz w:val="16"/>
               </w:rPr>
-              <w:t>最后一次有效互动距asOfTime达到沉默阈值的唯一客户数。</w:t>
+              <w:t>最后一次有效互动距数据截止时间达到沉默阈值的唯一客户数。</w:t>
             </w:r>
           </w:p>
         </w:tc>
@@ -3174,7 +3139,7 @@
                 <w:color w:val="1F2937"/>
                 <w:sz w:val="16"/>
               </w:rPr>
-              <w:t>COUNT DISTINCT customerId</w:t>
+              <w:t>计数 去重 客户编号</w:t>
             </w:r>
           </w:p>
         </w:tc>
@@ -3200,7 +3165,7 @@
                 <w:color w:val="1F2937"/>
                 <w:sz w:val="16"/>
               </w:rPr>
-              <w:t>库存指标，取asOfTime快照</w:t>
+              <w:t>库存指标，取数据截止时间快照</w:t>
             </w:r>
           </w:p>
         </w:tc>
@@ -3259,7 +3224,7 @@
                 <w:color w:val="1F2937"/>
                 <w:sz w:val="16"/>
               </w:rPr>
-              <w:t>COUNT DISTINCT customerId WHERE firstCreatedAt in period</w:t>
+              <w:t>计数 去重 客户编号 WHERE 首次创建时间 in period</w:t>
             </w:r>
           </w:p>
         </w:tc>
@@ -3343,7 +3308,7 @@
                 <w:color w:val="1F2937"/>
                 <w:sz w:val="16"/>
               </w:rPr>
-              <w:t>COUNT DISTINCT customerId meeting churn condition</w:t>
+              <w:t>计数 去重 客户编号 meeting churn condition</w:t>
             </w:r>
           </w:p>
         </w:tc>
@@ -3512,7 +3477,7 @@
                 <w:color w:val="1F2937"/>
                 <w:sz w:val="16"/>
               </w:rPr>
-              <w:t>COUNT DISTINCT customerId with active rental</w:t>
+              <w:t>计数 去重 客户编号 with active rental</w:t>
             </w:r>
           </w:p>
         </w:tc>
@@ -3538,7 +3503,7 @@
                 <w:color w:val="1F2937"/>
                 <w:sz w:val="16"/>
               </w:rPr>
-              <w:t>库存指标，取asOfTime快照</w:t>
+              <w:t>库存指标，取数据截止时间快照</w:t>
             </w:r>
           </w:p>
         </w:tc>
@@ -3597,7 +3562,7 @@
                 <w:color w:val="1F2937"/>
                 <w:sz w:val="16"/>
               </w:rPr>
-              <w:t>COUNT DISTINCT customerId with qualified activity</w:t>
+              <w:t>计数 去重 客户编号 with qualified activity</w:t>
             </w:r>
           </w:p>
         </w:tc>
@@ -3624,7 +3589,7 @@
                 <w:color w:val="1F2937"/>
                 <w:sz w:val="16"/>
               </w:rPr>
-              <w:t>按事件occurredAt落入窗口</w:t>
+              <w:t>按事件发生时间落入窗口</w:t>
             </w:r>
           </w:p>
         </w:tc>
@@ -3766,7 +3731,7 @@
                 <w:color w:val="1F2937"/>
                 <w:sz w:val="16"/>
               </w:rPr>
-              <w:t>COUNT DISTINCT customerId WHERE riskLevel in configured levels</w:t>
+              <w:t>计数 去重 客户编号 WHERE 风险等级 in configured levels</w:t>
             </w:r>
           </w:p>
         </w:tc>
@@ -3793,7 +3758,7 @@
                 <w:color w:val="1F2937"/>
                 <w:sz w:val="16"/>
               </w:rPr>
-              <w:t>每日快照，显示modelVersion</w:t>
+              <w:t>每日快照，显示模型版本</w:t>
             </w:r>
           </w:p>
         </w:tc>
@@ -3850,7 +3815,7 @@
                 <w:color w:val="1F2937"/>
                 <w:sz w:val="16"/>
               </w:rPr>
-              <w:t>COUNT DISTINCT customerId WHERE silentDays &gt;= threshold</w:t>
+              <w:t>计数 去重 客户编号 WHERE 未互动天数 &gt;= threshold</w:t>
             </w:r>
           </w:p>
         </w:tc>
@@ -3876,7 +3841,7 @@
                 <w:color w:val="1F2937"/>
                 <w:sz w:val="16"/>
               </w:rPr>
-              <w:t>按最后有效互动时间和asOfTime计算自然日</w:t>
+              <w:t>按最后有效互动时间和数据截止时间计算自然日</w:t>
             </w:r>
           </w:p>
         </w:tc>
@@ -4755,7 +4720,7 @@
         <w:pStyle w:val="ListBullet"/>
       </w:pPr>
       <w:r>
-        <w:t>比例指标接口必须同时返回numerator和denominator；前端不得只接收百分比</w:t>
+        <w:t>比例指标接口必须同时返回分子和分母；前端不得只接收百分比</w:t>
       </w:r>
     </w:p>
     <w:p>
@@ -4779,7 +4744,7 @@
         <w:pStyle w:val="ListBullet"/>
       </w:pPr>
       <w:r>
-        <w:t>分母为零显示—并返回ZERO_DENOMINATOR；合法零值显示0</w:t>
+        <w:t>分母为零显示—并返回统计分母为零；合法零值显示0</w:t>
       </w:r>
     </w:p>
     <w:p>
@@ -5317,7 +5282,7 @@
                 <w:color w:val="1F2937"/>
                 <w:sz w:val="14"/>
               </w:rPr>
-              <w:t>新增客户复用CA02；留资客户按标准化手机号、邮箱或customerId去重</w:t>
+              <w:t>新增客户复用CA02；留资客户按标准化手机号、邮箱或客户编号去重</w:t>
             </w:r>
           </w:p>
         </w:tc>
@@ -5895,7 +5860,7 @@
                 <w:color w:val="1F2937"/>
                 <w:sz w:val="14"/>
               </w:rPr>
-              <w:t>选择周期、业务、区域或门店后提交同一queryContext。</w:t>
+              <w:t>选择周期、业务、区域或门店后提交同一查询上下文。</w:t>
             </w:r>
           </w:p>
         </w:tc>
@@ -5947,7 +5912,7 @@
                 <w:color w:val="1F2937"/>
                 <w:sz w:val="14"/>
               </w:rPr>
-              <w:t>全部组件回显相同筛选摘要和asOfTime。</w:t>
+              <w:t>全部组件回显相同筛选摘要和数据截止时间。</w:t>
             </w:r>
           </w:p>
         </w:tc>
@@ -6060,7 +6025,7 @@
                 <w:color w:val="1F2937"/>
                 <w:sz w:val="14"/>
               </w:rPr>
-              <w:t>返回定义、公式、分子、分母、排除项、metricVersion、modelVersion和数据源。</w:t>
+              <w:t>返回定义、公式、分子、分母、排除项、指标口径版本、模型版本和数据源。</w:t>
             </w:r>
           </w:p>
         </w:tc>
@@ -6335,7 +6300,7 @@
                 <w:color w:val="1F2937"/>
                 <w:sz w:val="14"/>
               </w:rPr>
-              <w:t>携带filters、asOfTime、metricVersion、metricId和bucket进入客户档案列表。</w:t>
+              <w:t>携带筛选条件、数据截止时间、指标口径版本、指标编号和bucket进入客户档案列表。</w:t>
             </w:r>
           </w:p>
         </w:tc>
@@ -6471,7 +6436,7 @@
                 <w:color w:val="1F2937"/>
                 <w:sz w:val="14"/>
               </w:rPr>
-              <w:t>冻结筛选、权限范围、watermark和口径版本，异步生成带有效期的下载文件。</w:t>
+              <w:t>冻结筛选、权限范围、数据截止水位和口径版本，异步生成带有效期的下载文件。</w:t>
             </w:r>
           </w:p>
         </w:tc>
@@ -6497,7 +6462,7 @@
                 <w:color w:val="1F2937"/>
                 <w:sz w:val="14"/>
               </w:rPr>
-              <w:t>重复clientRequestId返回同一任务；下载脱敏并记录审计。</w:t>
+              <w:t>重复客户端请求编号返回同一任务；下载脱敏并记录审计。</w:t>
             </w:r>
           </w:p>
         </w:tc>
@@ -6633,7 +6598,7 @@
                 <w:color w:val="1F2937"/>
                 <w:sz w:val="17"/>
               </w:rPr>
-              <w:t>所有自然日按Asia/Hong_Kong解释，接口使用含时区ISO 8601；startAt包含，endAt不包含。</w:t>
+              <w:t>所有自然日按香港时间解释，接口使用含时区带时区的标准时间格式；开始时间包含，结束时间不包含。</w:t>
             </w:r>
           </w:p>
         </w:tc>
@@ -6692,7 +6657,7 @@
                 <w:color w:val="1F2937"/>
                 <w:sz w:val="17"/>
               </w:rPr>
-              <w:t>页面显示所有组件中最早的可靠watermark，并在每个组件中保留独立watermark。</w:t>
+              <w:t>页面显示所有组件中最早的可靠数据截止水位，并在每个组件中保留独立数据截止水位。</w:t>
             </w:r>
           </w:p>
         </w:tc>
@@ -6808,7 +6773,7 @@
                 <w:color w:val="1F2937"/>
                 <w:sz w:val="17"/>
               </w:rPr>
-              <w:t>进入下次增量或人工重算；已归档报告不可改写，新报告使用新的snapshotId。</w:t>
+              <w:t>进入下次增量或人工重算；已归档报告不可改写，新报告使用新的数据快照编号。</w:t>
             </w:r>
           </w:p>
         </w:tc>
@@ -6924,7 +6889,7 @@
                 <w:color w:val="1F2937"/>
                 <w:sz w:val="17"/>
               </w:rPr>
-              <w:t>metricVersion或modelVersion变化时停止直接展示趋势差值，提示口径已变并允许查看版本说明。</w:t>
+              <w:t>指标口径版本或模型版本变化时停止直接展示趋势差值，提示口径已变并允许查看版本说明。</w:t>
             </w:r>
           </w:p>
         </w:tc>
@@ -6948,7 +6913,7 @@
         <w:pStyle w:val="ListBullet"/>
       </w:pPr>
       <w:r>
-        <w:t>客户档案、订单、租约、续租、线索、会话和小程序行为产生带eventId的事实事件</w:t>
+        <w:t>客户档案、订单、租约、续租、线索、会话和小程序行为产生带事件编号的事实事件</w:t>
       </w:r>
     </w:p>
     <w:p>
@@ -6956,7 +6921,7 @@
         <w:pStyle w:val="ListBullet"/>
       </w:pPr>
       <w:r>
-        <w:t>数据接入按eventId去重，并将客户合并关系映射到主customerId</w:t>
+        <w:t>数据接入按事件编号去重，并将客户合并关系映射到主客户编号</w:t>
       </w:r>
     </w:p>
     <w:p>
@@ -6964,7 +6929,7 @@
         <w:pStyle w:val="ListBullet"/>
       </w:pPr>
       <w:r>
-        <w:t>统计层按metricVersion、维度和asOfTime计算快照与周期事实</w:t>
+        <w:t>统计层按指标口径版本、维度和数据截止时间计算快照与周期事实</w:t>
       </w:r>
     </w:p>
     <w:p>
@@ -6972,7 +6937,7 @@
         <w:pStyle w:val="ListBullet"/>
       </w:pPr>
       <w:r>
-        <w:t>查询服务执行dataScope后返回指标、分子分母、watermark、状态和下钻条件</w:t>
+        <w:t>查询服务执行数据权限范围后返回指标、分子分母、数据截止水位、状态和下钻条件</w:t>
       </w:r>
     </w:p>
     <w:p>
@@ -6980,7 +6945,7 @@
         <w:pStyle w:val="ListBullet"/>
       </w:pPr>
       <w:r>
-        <w:t>前端按组件渲染；异步导出冻结snapshotId并生成审计记录</w:t>
+        <w:t>前端按组件渲染；异步导出冻结数据快照编号并生成审计记录</w:t>
       </w:r>
     </w:p>
     <w:p>
@@ -6988,7 +6953,7 @@
         <w:pStyle w:val="ListBullet"/>
       </w:pPr>
       <w:r>
-        <w:t>源数据更正后发布AnalyticsMetric.Invalidated事件，缓存只失效受影响指标和维度</w:t>
+        <w:t>源数据更正后发布分析指标.Invalidated事件，缓存只失效受影响指标和维度</w:t>
       </w:r>
     </w:p>
     <w:p>
@@ -7232,7 +7197,7 @@
                 <w:color w:val="1F2937"/>
                 <w:sz w:val="17"/>
               </w:rPr>
-              <w:t>下钻客户列表由客户档案模块承载并复用同一筛选、asOfTime和metricVersion</w:t>
+              <w:t>下钻客户列表由客户档案模块承载并复用同一筛选、数据截止时间和指标口径版本</w:t>
             </w:r>
           </w:p>
         </w:tc>
@@ -7248,7 +7213,7 @@
         <w:pStyle w:val="ListBullet"/>
       </w:pPr>
       <w:r>
-        <w:t>跨端事件必须包含eventId、customerId、eventType、occurredAt、source和schemaVersion</w:t>
+        <w:t>跨端事件必须包含事件编号、客户编号、事件类型、发生时间、来源和数据结构版本</w:t>
       </w:r>
     </w:p>
     <w:p>
@@ -7264,7 +7229,7 @@
         <w:pStyle w:val="ListBullet"/>
       </w:pPr>
       <w:r>
-        <w:t>小程序离线事件按原occurredAt计入业务周期，按ingestedAt判断迟到并触发重算</w:t>
+        <w:t>小程序离线事件按原发生时间计入业务周期，按数据入库时间判断迟到并触发重算</w:t>
       </w:r>
     </w:p>
     <w:p>
@@ -7443,7 +7408,7 @@
                 <w:color w:val="1F2937"/>
                 <w:sz w:val="15"/>
               </w:rPr>
-              <w:t>filters、asOfTime、metricVersion及各组件独立状态</w:t>
+              <w:t>筛选条件、数据截止时间、指标口径版本及各组件独立状态</w:t>
             </w:r>
           </w:p>
         </w:tc>
@@ -7502,7 +7467,7 @@
                 <w:color w:val="1F2937"/>
                 <w:sz w:val="15"/>
               </w:rPr>
-              <w:t>GET /ops/v1/customer-analytics/charts/{chartId}</w:t>
+              <w:t>GET /ops/v1/customer-analytics/charts/{图表编号}</w:t>
             </w:r>
           </w:p>
         </w:tc>
@@ -7529,7 +7494,7 @@
                 <w:color w:val="1F2937"/>
                 <w:sz w:val="15"/>
               </w:rPr>
-              <w:t>粒度、序列、原始值、分子分母、watermark和下钻参数</w:t>
+              <w:t>粒度、序列、原始值、分子分母、数据截止水位和下钻参数</w:t>
             </w:r>
           </w:p>
         </w:tc>
@@ -7586,7 +7551,7 @@
                 <w:color w:val="1F2937"/>
                 <w:sz w:val="15"/>
               </w:rPr>
-              <w:t>GET /ops/v1/customer-analytics/metrics/{metricId}/definition</w:t>
+              <w:t>GET /ops/v1/customer-analytics/metrics/{指标编号}/definition</w:t>
             </w:r>
           </w:p>
         </w:tc>
@@ -7671,7 +7636,7 @@
                 <w:color w:val="1F2937"/>
                 <w:sz w:val="15"/>
               </w:rPr>
-              <w:t>GET /ops/v1/customer-analytics/drilldowns/{metricId}</w:t>
+              <w:t>GET /ops/v1/customer-analytics/drilldowns/{指标编号}</w:t>
             </w:r>
           </w:p>
         </w:tc>
@@ -7781,7 +7746,7 @@
                 <w:color w:val="1F2937"/>
                 <w:sz w:val="15"/>
               </w:rPr>
-              <w:t>clientRequestId幂等并冻结snapshotId、metricVersion和权限范围</w:t>
+              <w:t>客户端请求编号幂等并冻结数据快照编号、指标口径版本和权限范围</w:t>
             </w:r>
           </w:p>
         </w:tc>
@@ -7840,7 +7805,7 @@
                 <w:color w:val="1F2937"/>
                 <w:sz w:val="15"/>
               </w:rPr>
-              <w:t>GET /ops/v1/customer-analytics/reports/{reportId}</w:t>
+              <w:t>GET /ops/v1/customer-analytics/reports/{报告编号}</w:t>
             </w:r>
           </w:p>
         </w:tc>
@@ -7924,7 +7889,7 @@
                 <w:color w:val="1F2937"/>
                 <w:sz w:val="15"/>
               </w:rPr>
-              <w:t>CustomerAnalyticsMetric.Invalidated.v1</w:t>
+              <w:t>客户分析指标.Invalidated.v1</w:t>
             </w:r>
           </w:p>
         </w:tc>
@@ -7950,7 +7915,7 @@
                 <w:color w:val="1F2937"/>
                 <w:sz w:val="15"/>
               </w:rPr>
-              <w:t>metricIds、dimensions、watermark和occurredAt</w:t>
+              <w:t>指标编号集合、dimensions、数据截止水位和发生时间</w:t>
             </w:r>
           </w:p>
         </w:tc>
@@ -8137,7 +8102,7 @@
                 <w:color w:val="1F2937"/>
                 <w:sz w:val="16"/>
               </w:rPr>
-              <w:t>返回ZERO_DENOMINATOR和numerator 0，不返回0%</w:t>
+              <w:t>返回统计分母为零和分子 0，不返回0%</w:t>
             </w:r>
           </w:p>
         </w:tc>
@@ -8306,7 +8271,7 @@
                 <w:color w:val="1F2937"/>
                 <w:sz w:val="16"/>
               </w:rPr>
-              <w:t>保留最后成功值、watermark和重试入口</w:t>
+              <w:t>保留最后成功值、数据截止水位和重试入口</w:t>
             </w:r>
           </w:p>
         </w:tc>
@@ -8392,7 +8357,7 @@
                 <w:color w:val="1F2937"/>
                 <w:sz w:val="16"/>
               </w:rPr>
-              <w:t>记录traceId并允许独立重试</w:t>
+              <w:t>记录链路追踪编号并允许独立重试</w:t>
             </w:r>
           </w:p>
         </w:tc>
@@ -8475,7 +8440,7 @@
                 <w:color w:val="1F2937"/>
                 <w:sz w:val="16"/>
               </w:rPr>
-              <w:t>新旧结果分别保留metricVersion</w:t>
+              <w:t>新旧结果分别保留指标口径版本</w:t>
             </w:r>
           </w:p>
         </w:tc>
@@ -8561,7 +8526,7 @@
                 <w:color w:val="1F2937"/>
                 <w:sz w:val="16"/>
               </w:rPr>
-              <w:t>禁止用不同snapshotId拼接，触发对账告警</w:t>
+              <w:t>禁止用不同数据快照编号拼接，触发对账告警</w:t>
             </w:r>
           </w:p>
         </w:tc>
@@ -8730,7 +8695,7 @@
                 <w:color w:val="1F2937"/>
                 <w:sz w:val="16"/>
               </w:rPr>
-              <w:t>允许沿用clientRequestId重试且不生成重复报告</w:t>
+              <w:t>允许沿用客户端请求编号重试且不生成重复报告</w:t>
             </w:r>
           </w:p>
         </w:tc>
@@ -8866,7 +8831,7 @@
                 <w:color w:val="1F2937"/>
                 <w:sz w:val="17"/>
               </w:rPr>
-              <w:t>CA01至CA09均返回定义、原始值、分子、分母、时间锚点、排除项、metricVersion和watermark</w:t>
+              <w:t>CA01至CA09均返回定义、原始值、分子、分母、时间锚点、排除项、指标口径版本和数据截止水位</w:t>
             </w:r>
           </w:p>
         </w:tc>
@@ -8925,7 +8890,7 @@
                 <w:color w:val="1F2937"/>
                 <w:sz w:val="17"/>
               </w:rPr>
-              <w:t>客户跨门店或同时租用多个产品时，人数指标按customerId去重且全局结果可由明细复算</w:t>
+              <w:t>客户跨门店或同时租用多个产品时，人数指标按客户编号去重且全局结果可由明细复算</w:t>
             </w:r>
           </w:p>
         </w:tc>
@@ -9330,7 +9295,7 @@
                 <w:color w:val="1F2937"/>
                 <w:sz w:val="17"/>
               </w:rPr>
-              <w:t>筛选、页面、下钻和导出使用同一filters、asOfTime、metricVersion和snapshotId</w:t>
+              <w:t>筛选、页面、下钻和导出使用同一筛选条件、数据截止时间、指标口径版本和数据快照编号</w:t>
             </w:r>
           </w:p>
         </w:tc>
@@ -9446,7 +9411,7 @@
                 <w:color w:val="1F2937"/>
                 <w:sz w:val="17"/>
               </w:rPr>
-              <w:t>汇总、下钻和导出均执行dataScope、脱敏和下载审计</w:t>
+              <w:t>汇总、下钻和导出均执行数据权限范围、脱敏和下载审计</w:t>
             </w:r>
           </w:p>
         </w:tc>
@@ -9757,7 +9722,7 @@
                 <w:color w:val="1F2937"/>
                 <w:sz w:val="17"/>
               </w:rPr>
-              <w:t>事实模型、客户归一、指标计算、watermark、快照、重算和数据质量告警</w:t>
+              <w:t>事实模型、客户归一、指标计算、数据截止水位、快照、重算和数据质量告警</w:t>
             </w:r>
           </w:p>
         </w:tc>
